--- a/spa/docx/36.content.docx
+++ b/spa/docx/36.content.docx
@@ -28,22 +28,6 @@
       </w:r>
     </w:p>
     <w:p>
-      <w:pPr>
-        <w:pStyle w:val="Heading2"/>
-      </w:pPr>
-      <w:r>
-        <w:rPr>
-          <w:lang w:val="es_ES" w:bidi="es_ES"/>
-        </w:rPr>
-        <w:t>License Information</w:t>
-      </w:r>
-      <w:r>
-        <w:rPr>
-          <w:lang w:val="es_ES" w:bidi="es_ES"/>
-        </w:rPr>
-      </w:r>
-    </w:p>
-    <w:p>
       <w:pPr/>
       <w:r>
         <w:rPr>
@@ -61,13 +45,7 @@
         <w:rPr>
           <w:lang w:val="es_ES" w:bidi="es_ES"/>
         </w:rPr>
-        <w:t xml:space="preserve"> (Spanish) is based on</w:t>
-      </w:r>
-      <w:r>
-        <w:rPr>
-          <w:lang w:val="es_ES" w:bidi="es_ES"/>
-        </w:rPr>
-        <w:t xml:space="preserve">: </w:t>
+        <w:t xml:space="preserve"> (Spanish) is based on: </w:t>
       </w:r>
       <w:r>
         <w:rPr>
@@ -188,19 +166,6 @@
       <w:pPr>
         <w:pStyle w:val="Heading2"/>
       </w:pPr>
-      <w:r>
-        <w:rPr>
-          <w:lang w:val="es_ES" w:bidi="es_ES"/>
-        </w:rPr>
-      </w:r>
-    </w:p>
-    <w:p>
-      <w:pPr/>
-      <w:r>
-        <w:rPr>
-          <w:lang w:val="es_ES" w:bidi="es_ES"/>
-        </w:rPr>
-      </w:r>
       <w:r>
         <w:rPr>
           <w:lang w:val="es_ES" w:bidi="es_ES"/>

--- a/spa/docx/36.content.docx
+++ b/spa/docx/36.content.docx
@@ -45,19 +45,7 @@
         <w:rPr>
           <w:lang w:val="es_ES" w:bidi="es_ES"/>
         </w:rPr>
-        <w:t xml:space="preserve"> (Spanish) is based on: </w:t>
-      </w:r>
-      <w:r>
-        <w:rPr>
-          <w:lang w:val="es_ES" w:bidi="es_ES"/>
-        </w:rPr>
-        <w:t>Reina Valera 1909</w:t>
-      </w:r>
-      <w:r>
-        <w:rPr>
-          <w:lang w:val="es_ES" w:bidi="es_ES"/>
-        </w:rPr>
-        <w:t xml:space="preserve">, </w:t>
+        <w:t xml:space="preserve"> © 1909 </w:t>
       </w:r>
       <w:hyperlink r:id="rId13">
         <w:r>
@@ -75,9 +63,9 @@
         <w:rPr>
           <w:lang w:val="es_ES" w:bidi="es_ES"/>
         </w:rPr>
-        <w:t xml:space="preserve">, None, which is licensed under a </w:t>
-      </w:r>
-      <w:hyperlink r:id="rId14">
+        <w:t xml:space="preserve">, licensed under a </w:t>
+      </w:r>
+      <w:hyperlink r:id="rId13">
         <w:r>
           <w:rPr>
             <w:lang w:val="es_ES" w:bidi="es_ES"/>
@@ -94,25 +82,6 @@
           <w:lang w:val="es_ES" w:bidi="es_ES"/>
         </w:rPr>
         <w:t>.</w:t>
-      </w:r>
-      <w:r>
-        <w:rPr>
-          <w:lang w:val="es_ES" w:bidi="es_ES"/>
-        </w:rPr>
-      </w:r>
-    </w:p>
-    <w:p>
-      <w:pPr/>
-      <w:r>
-        <w:rPr>
-          <w:lang w:val="es_ES" w:bidi="es_ES"/>
-        </w:rPr>
-      </w:r>
-      <w:r>
-        <w:rPr>
-          <w:lang w:val="es_ES" w:bidi="es_ES"/>
-        </w:rPr>
-        <w:t>This PDF version is provided under the same license.</w:t>
       </w:r>
       <w:r>
         <w:rPr>
@@ -212,12 +181,398 @@
       </w:pPr>
     </w:p>
     <w:p>
+      <w:pPr>
+        <w:pStyle w:val="Heading2"/>
+      </w:pPr>
+      <w:r>
+        <w:rPr>
+          <w:lang w:val="es_ES" w:bidi="es_ES"/>
+        </w:rPr>
+        <w:t>Sofonías 1:1</w:t>
+      </w:r>
+      <w:r>
+        <w:rPr>
+          <w:lang w:val="es_ES" w:bidi="es_ES"/>
+        </w:rPr>
+      </w:r>
+    </w:p>
+    <w:p>
       <w:pPr/>
       <w:r>
         <w:rPr>
           <w:lang w:val="es_ES" w:bidi="es_ES"/>
         </w:rPr>
       </w:r>
+      <w:r>
+        <w:rPr>
+          <w:vertAlign w:val="superscript"/>
+          <w:lang w:val="es_ES" w:bidi="es_ES"/>
+        </w:rPr>
+        <w:t>1</w:t>
+      </w:r>
+      <w:r>
+        <w:rPr>
+          <w:lang w:val="es_ES" w:bidi="es_ES"/>
+        </w:rPr>
+        <w:t xml:space="preserve"> PALABRA de Jehová que fué á Sofonías hijo de Cushi, hijo de Gedalías, hijo de Amarías, hijo de Ezechîas, en días de Josías hijo de Amón, rey de Judá.</w:t>
+      </w:r>
+    </w:p>
+    <w:p>
+      <w:pPr/>
+      <w:r>
+        <w:rPr>
+          <w:lang w:val="es_ES" w:bidi="es_ES"/>
+        </w:rPr>
+      </w:r>
+      <w:r>
+        <w:rPr>
+          <w:vertAlign w:val="superscript"/>
+          <w:lang w:val="es_ES" w:bidi="es_ES"/>
+        </w:rPr>
+        <w:t>2</w:t>
+      </w:r>
+      <w:r>
+        <w:rPr>
+          <w:lang w:val="es_ES" w:bidi="es_ES"/>
+        </w:rPr>
+        <w:t xml:space="preserve"> Destruiré del todo todas las cosas de sobre la haz de la tierra, dice Jehová.</w:t>
+      </w:r>
+    </w:p>
+    <w:p>
+      <w:pPr/>
+      <w:r>
+        <w:rPr>
+          <w:lang w:val="es_ES" w:bidi="es_ES"/>
+        </w:rPr>
+      </w:r>
+      <w:r>
+        <w:rPr>
+          <w:vertAlign w:val="superscript"/>
+          <w:lang w:val="es_ES" w:bidi="es_ES"/>
+        </w:rPr>
+        <w:t>3</w:t>
+      </w:r>
+      <w:r>
+        <w:rPr>
+          <w:lang w:val="es_ES" w:bidi="es_ES"/>
+        </w:rPr>
+        <w:t xml:space="preserve"> Destruiré los hombres y las bestias; destruiré las aves del cielo, y los peces de la mar, y las piedras de tropiezo con los impíos; y talaré los hombres de sobre la haz de la tierra, dice Jehová.</w:t>
+      </w:r>
+    </w:p>
+    <w:p>
+      <w:pPr/>
+      <w:r>
+        <w:rPr>
+          <w:lang w:val="es_ES" w:bidi="es_ES"/>
+        </w:rPr>
+      </w:r>
+      <w:r>
+        <w:rPr>
+          <w:vertAlign w:val="superscript"/>
+          <w:lang w:val="es_ES" w:bidi="es_ES"/>
+        </w:rPr>
+        <w:t>4</w:t>
+      </w:r>
+      <w:r>
+        <w:rPr>
+          <w:lang w:val="es_ES" w:bidi="es_ES"/>
+        </w:rPr>
+        <w:t xml:space="preserve"> Y extenderé mi mano sobre Judá, y sobre todos los moradores de Jerusalem, y exterminaré de este lugar el remanente de Baal, y el nombre de los Chemarim con los sacerdotes;</w:t>
+      </w:r>
+    </w:p>
+    <w:p>
+      <w:pPr/>
+      <w:r>
+        <w:rPr>
+          <w:lang w:val="es_ES" w:bidi="es_ES"/>
+        </w:rPr>
+      </w:r>
+      <w:r>
+        <w:rPr>
+          <w:vertAlign w:val="superscript"/>
+          <w:lang w:val="es_ES" w:bidi="es_ES"/>
+        </w:rPr>
+        <w:t>5</w:t>
+      </w:r>
+      <w:r>
+        <w:rPr>
+          <w:lang w:val="es_ES" w:bidi="es_ES"/>
+        </w:rPr>
+        <w:t xml:space="preserve"> Y á los que se inclinan sobre los terrados al ejército del cielo; y á los que se inclinan jurando por Jehová y jurando por su rey;</w:t>
+      </w:r>
+    </w:p>
+    <w:p>
+      <w:pPr/>
+      <w:r>
+        <w:rPr>
+          <w:lang w:val="es_ES" w:bidi="es_ES"/>
+        </w:rPr>
+      </w:r>
+      <w:r>
+        <w:rPr>
+          <w:vertAlign w:val="superscript"/>
+          <w:lang w:val="es_ES" w:bidi="es_ES"/>
+        </w:rPr>
+        <w:t>6</w:t>
+      </w:r>
+      <w:r>
+        <w:rPr>
+          <w:lang w:val="es_ES" w:bidi="es_ES"/>
+        </w:rPr>
+        <w:t xml:space="preserve"> Y á los que tornan atrás de en pos de Jehová; y á los que no buscaron á Jehová, ni preguntaron por él.</w:t>
+      </w:r>
+    </w:p>
+    <w:p>
+      <w:pPr/>
+      <w:r>
+        <w:rPr>
+          <w:lang w:val="es_ES" w:bidi="es_ES"/>
+        </w:rPr>
+      </w:r>
+      <w:r>
+        <w:rPr>
+          <w:vertAlign w:val="superscript"/>
+          <w:lang w:val="es_ES" w:bidi="es_ES"/>
+        </w:rPr>
+        <w:t>7</w:t>
+      </w:r>
+      <w:r>
+        <w:rPr>
+          <w:lang w:val="es_ES" w:bidi="es_ES"/>
+        </w:rPr>
+        <w:t xml:space="preserve"> Calla en la presencia del Señor Jehová, porque el día de Jehová está cercano; porque Jehová ha aparejado sacrificio, prevenido ha sus convidados.</w:t>
+      </w:r>
+    </w:p>
+    <w:p>
+      <w:pPr/>
+      <w:r>
+        <w:rPr>
+          <w:lang w:val="es_ES" w:bidi="es_ES"/>
+        </w:rPr>
+      </w:r>
+      <w:r>
+        <w:rPr>
+          <w:vertAlign w:val="superscript"/>
+          <w:lang w:val="es_ES" w:bidi="es_ES"/>
+        </w:rPr>
+        <w:t>8</w:t>
+      </w:r>
+      <w:r>
+        <w:rPr>
+          <w:lang w:val="es_ES" w:bidi="es_ES"/>
+        </w:rPr>
+        <w:t xml:space="preserve"> Y será que en el día del sacrificio de Jehová, haré visitación sobre los príncipes, y sobre los hijos del rey, y sobre todos los que visten vestido extranjero.</w:t>
+      </w:r>
+    </w:p>
+    <w:p>
+      <w:pPr/>
+      <w:r>
+        <w:rPr>
+          <w:lang w:val="es_ES" w:bidi="es_ES"/>
+        </w:rPr>
+      </w:r>
+      <w:r>
+        <w:rPr>
+          <w:vertAlign w:val="superscript"/>
+          <w:lang w:val="es_ES" w:bidi="es_ES"/>
+        </w:rPr>
+        <w:t>9</w:t>
+      </w:r>
+      <w:r>
+        <w:rPr>
+          <w:lang w:val="es_ES" w:bidi="es_ES"/>
+        </w:rPr>
+        <w:t xml:space="preserve"> Asimismo haré visitación en aquel día sobre todos los que saltan la puerta, los que hinchen de robo y de engaño las casas de sus señores.</w:t>
+      </w:r>
+    </w:p>
+    <w:p>
+      <w:pPr/>
+      <w:r>
+        <w:rPr>
+          <w:lang w:val="es_ES" w:bidi="es_ES"/>
+        </w:rPr>
+      </w:r>
+      <w:r>
+        <w:rPr>
+          <w:vertAlign w:val="superscript"/>
+          <w:lang w:val="es_ES" w:bidi="es_ES"/>
+        </w:rPr>
+        <w:t>10</w:t>
+      </w:r>
+      <w:r>
+        <w:rPr>
+          <w:lang w:val="es_ES" w:bidi="es_ES"/>
+        </w:rPr>
+        <w:t xml:space="preserve"> Y habrá en aquel día, dice Jehová, voz de clamor desde la puerta del pescado, y aullido desde la segunda, y grande quebrantamiento desde los collados.</w:t>
+      </w:r>
+    </w:p>
+    <w:p>
+      <w:pPr/>
+      <w:r>
+        <w:rPr>
+          <w:lang w:val="es_ES" w:bidi="es_ES"/>
+        </w:rPr>
+      </w:r>
+      <w:r>
+        <w:rPr>
+          <w:vertAlign w:val="superscript"/>
+          <w:lang w:val="es_ES" w:bidi="es_ES"/>
+        </w:rPr>
+        <w:t>11</w:t>
+      </w:r>
+      <w:r>
+        <w:rPr>
+          <w:lang w:val="es_ES" w:bidi="es_ES"/>
+        </w:rPr>
+        <w:t xml:space="preserve"> Aullad, moradores de Mactes, porque todo el pueblo mercader es destruído; talados son todos los que traían dinero.</w:t>
+      </w:r>
+    </w:p>
+    <w:p>
+      <w:pPr/>
+      <w:r>
+        <w:rPr>
+          <w:lang w:val="es_ES" w:bidi="es_ES"/>
+        </w:rPr>
+      </w:r>
+      <w:r>
+        <w:rPr>
+          <w:vertAlign w:val="superscript"/>
+          <w:lang w:val="es_ES" w:bidi="es_ES"/>
+        </w:rPr>
+        <w:t>12</w:t>
+      </w:r>
+      <w:r>
+        <w:rPr>
+          <w:lang w:val="es_ES" w:bidi="es_ES"/>
+        </w:rPr>
+        <w:t xml:space="preserve"> Y será en aquel tiempo, que yo escudriñaré á Jerusalem con candiles, y haré visitación sobre los hombres que están sentados sobre sus heces, los cuales dicen en su corazón: Jehová ni hará bien ni mal.</w:t>
+      </w:r>
+    </w:p>
+    <w:p>
+      <w:pPr/>
+      <w:r>
+        <w:rPr>
+          <w:lang w:val="es_ES" w:bidi="es_ES"/>
+        </w:rPr>
+      </w:r>
+      <w:r>
+        <w:rPr>
+          <w:vertAlign w:val="superscript"/>
+          <w:lang w:val="es_ES" w:bidi="es_ES"/>
+        </w:rPr>
+        <w:t>13</w:t>
+      </w:r>
+      <w:r>
+        <w:rPr>
+          <w:lang w:val="es_ES" w:bidi="es_ES"/>
+        </w:rPr>
+        <w:t xml:space="preserve"> Será por tanto saqueada su hacienda, y sus casas asoladas: y edificarán casas, mas no las habitarán; y plantarán viñas, mas no beberán el vino de ellas.</w:t>
+      </w:r>
+    </w:p>
+    <w:p>
+      <w:pPr/>
+      <w:r>
+        <w:rPr>
+          <w:lang w:val="es_ES" w:bidi="es_ES"/>
+        </w:rPr>
+      </w:r>
+      <w:r>
+        <w:rPr>
+          <w:vertAlign w:val="superscript"/>
+          <w:lang w:val="es_ES" w:bidi="es_ES"/>
+        </w:rPr>
+        <w:t>14</w:t>
+      </w:r>
+      <w:r>
+        <w:rPr>
+          <w:lang w:val="es_ES" w:bidi="es_ES"/>
+        </w:rPr>
+        <w:t xml:space="preserve"> Cercano está el día grande de Jehová, cercano y muy presuroso; voz amarga del día de Jehová; gritará allí el valiente.</w:t>
+      </w:r>
+    </w:p>
+    <w:p>
+      <w:pPr/>
+      <w:r>
+        <w:rPr>
+          <w:lang w:val="es_ES" w:bidi="es_ES"/>
+        </w:rPr>
+      </w:r>
+      <w:r>
+        <w:rPr>
+          <w:vertAlign w:val="superscript"/>
+          <w:lang w:val="es_ES" w:bidi="es_ES"/>
+        </w:rPr>
+        <w:t>15</w:t>
+      </w:r>
+      <w:r>
+        <w:rPr>
+          <w:lang w:val="es_ES" w:bidi="es_ES"/>
+        </w:rPr>
+        <w:t xml:space="preserve"> Día de ira aquel día, día de angustia y de aprieto, día de alboroto y de asolamiento, día de tiniebla y de oscuridad, día de nublado y de entenebrecimiento,</w:t>
+      </w:r>
+    </w:p>
+    <w:p>
+      <w:pPr/>
+      <w:r>
+        <w:rPr>
+          <w:lang w:val="es_ES" w:bidi="es_ES"/>
+        </w:rPr>
+      </w:r>
+      <w:r>
+        <w:rPr>
+          <w:vertAlign w:val="superscript"/>
+          <w:lang w:val="es_ES" w:bidi="es_ES"/>
+        </w:rPr>
+        <w:t>16</w:t>
+      </w:r>
+      <w:r>
+        <w:rPr>
+          <w:lang w:val="es_ES" w:bidi="es_ES"/>
+        </w:rPr>
+        <w:t xml:space="preserve"> Día de trompeta y de algazara, sobre las ciudades fuertes, y sobre las altas torres.</w:t>
+      </w:r>
+    </w:p>
+    <w:p>
+      <w:pPr/>
+      <w:r>
+        <w:rPr>
+          <w:lang w:val="es_ES" w:bidi="es_ES"/>
+        </w:rPr>
+      </w:r>
+      <w:r>
+        <w:rPr>
+          <w:vertAlign w:val="superscript"/>
+          <w:lang w:val="es_ES" w:bidi="es_ES"/>
+        </w:rPr>
+        <w:t>17</w:t>
+      </w:r>
+      <w:r>
+        <w:rPr>
+          <w:lang w:val="es_ES" w:bidi="es_ES"/>
+        </w:rPr>
+        <w:t xml:space="preserve"> Y atribularé los hombres, y andarán como ciegos, porque pecaron contra Jehová: y la sangre de ellos será derramada como polvo, y su carne como estiércol.</w:t>
+      </w:r>
+    </w:p>
+    <w:p>
+      <w:pPr/>
+      <w:r>
+        <w:rPr>
+          <w:lang w:val="es_ES" w:bidi="es_ES"/>
+        </w:rPr>
+      </w:r>
+      <w:r>
+        <w:rPr>
+          <w:vertAlign w:val="superscript"/>
+          <w:lang w:val="es_ES" w:bidi="es_ES"/>
+        </w:rPr>
+        <w:t>18</w:t>
+      </w:r>
+      <w:r>
+        <w:rPr>
+          <w:lang w:val="es_ES" w:bidi="es_ES"/>
+        </w:rPr>
+        <w:t xml:space="preserve"> Ni su plata ni su oro podrá librarlos en el día de la ira de Jehová; pues toda la tierra será consumida con el fuego de su celo: porque ciertamente consumación apresurada hará con todos los moradores de la tierra.</w:t>
+      </w:r>
     </w:p>
     <w:p>
       <w:pPr>
@@ -227,7 +582,7 @@
         <w:rPr>
           <w:lang w:val="es_ES" w:bidi="es_ES"/>
         </w:rPr>
-        <w:t>Zephaniah 1:1</w:t>
+        <w:t>Sofonías 2:1</w:t>
       </w:r>
       <w:r>
         <w:rPr>
@@ -253,17 +608,7 @@
         <w:rPr>
           <w:lang w:val="es_ES" w:bidi="es_ES"/>
         </w:rPr>
-        <w:t xml:space="preserve"> PALABRA de Jehová que fué á Sofonías hijo de Cushi, hijo de Gedalías, hijo de Amarías, hijo de Ezechîas, en días de Josías hijo de Amón, rey de Judá.</w:t>
-      </w:r>
-      <w:r>
-        <w:rPr>
-          <w:lang w:val="es_ES" w:bidi="es_ES"/>
-        </w:rPr>
-      </w:r>
-      <w:r>
-        <w:rPr>
-          <w:lang w:val="es_ES" w:bidi="es_ES"/>
-        </w:rPr>
+        <w:t xml:space="preserve"> CONGREGAOS y meditad, gente no amable,</w:t>
       </w:r>
     </w:p>
     <w:p>
@@ -273,6 +618,19 @@
           <w:lang w:val="es_ES" w:bidi="es_ES"/>
         </w:rPr>
       </w:r>
+      <w:r>
+        <w:rPr>
+          <w:vertAlign w:val="superscript"/>
+          <w:lang w:val="es_ES" w:bidi="es_ES"/>
+        </w:rPr>
+        <w:t>2</w:t>
+      </w:r>
+      <w:r>
+        <w:rPr>
+          <w:lang w:val="es_ES" w:bidi="es_ES"/>
+        </w:rPr>
+        <w:t xml:space="preserve"> Antes que pára el decreto, y el día se pase como el tamo; antes que venga sobre vosotros el furor de la ira de Jehová, antes que el día de la ira de Jehová venga sobre vosotros.</w:t>
+      </w:r>
     </w:p>
     <w:p>
       <w:pPr/>
@@ -286,23 +644,323 @@
           <w:vertAlign w:val="superscript"/>
           <w:lang w:val="es_ES" w:bidi="es_ES"/>
         </w:rPr>
+        <w:t>3</w:t>
+      </w:r>
+      <w:r>
+        <w:rPr>
+          <w:lang w:val="es_ES" w:bidi="es_ES"/>
+        </w:rPr>
+        <w:t xml:space="preserve"> Buscad á Jehová todos los humildes de la tierra, que pusisteis en obra su juicio; buscad justicia, buscad mansedumbre: quizás seréis guardados en el día del enojo de Jehová.</w:t>
+      </w:r>
+    </w:p>
+    <w:p>
+      <w:pPr/>
+      <w:r>
+        <w:rPr>
+          <w:lang w:val="es_ES" w:bidi="es_ES"/>
+        </w:rPr>
+      </w:r>
+      <w:r>
+        <w:rPr>
+          <w:vertAlign w:val="superscript"/>
+          <w:lang w:val="es_ES" w:bidi="es_ES"/>
+        </w:rPr>
+        <w:t>4</w:t>
+      </w:r>
+      <w:r>
+        <w:rPr>
+          <w:lang w:val="es_ES" w:bidi="es_ES"/>
+        </w:rPr>
+        <w:t xml:space="preserve"> Porque Gaza será desamparada, y Ascalón asolada: saquearán á Asdod en el medio día, y Ecrón será desarraigada.</w:t>
+      </w:r>
+    </w:p>
+    <w:p>
+      <w:pPr/>
+      <w:r>
+        <w:rPr>
+          <w:lang w:val="es_ES" w:bidi="es_ES"/>
+        </w:rPr>
+      </w:r>
+      <w:r>
+        <w:rPr>
+          <w:vertAlign w:val="superscript"/>
+          <w:lang w:val="es_ES" w:bidi="es_ES"/>
+        </w:rPr>
+        <w:t>5</w:t>
+      </w:r>
+      <w:r>
+        <w:rPr>
+          <w:lang w:val="es_ES" w:bidi="es_ES"/>
+        </w:rPr>
+        <w:t xml:space="preserve"> ¡Ay de los que moran á la parte de la mar, de la gente de Cheretim! La palabra de Jehová es contra vosotros, oh Canaán, tierra de Palestinos, que te haré destruir hasta no quedar morador.</w:t>
+      </w:r>
+    </w:p>
+    <w:p>
+      <w:pPr/>
+      <w:r>
+        <w:rPr>
+          <w:lang w:val="es_ES" w:bidi="es_ES"/>
+        </w:rPr>
+      </w:r>
+      <w:r>
+        <w:rPr>
+          <w:vertAlign w:val="superscript"/>
+          <w:lang w:val="es_ES" w:bidi="es_ES"/>
+        </w:rPr>
+        <w:t>6</w:t>
+      </w:r>
+      <w:r>
+        <w:rPr>
+          <w:lang w:val="es_ES" w:bidi="es_ES"/>
+        </w:rPr>
+        <w:t xml:space="preserve"> Y será la parte de la mar por moradas de cabañas de pastores, y corrales de ovejas.</w:t>
+      </w:r>
+    </w:p>
+    <w:p>
+      <w:pPr/>
+      <w:r>
+        <w:rPr>
+          <w:lang w:val="es_ES" w:bidi="es_ES"/>
+        </w:rPr>
+      </w:r>
+      <w:r>
+        <w:rPr>
+          <w:vertAlign w:val="superscript"/>
+          <w:lang w:val="es_ES" w:bidi="es_ES"/>
+        </w:rPr>
+        <w:t>7</w:t>
+      </w:r>
+      <w:r>
+        <w:rPr>
+          <w:lang w:val="es_ES" w:bidi="es_ES"/>
+        </w:rPr>
+        <w:t xml:space="preserve"> Y será aquella parte para el resto de la casa de Judá; allí apacentarán: en las casas de Ascalón dormirán á la noche; porque Jehová su Dios los visitará, y tornará sus cautivos.</w:t>
+      </w:r>
+    </w:p>
+    <w:p>
+      <w:pPr/>
+      <w:r>
+        <w:rPr>
+          <w:lang w:val="es_ES" w:bidi="es_ES"/>
+        </w:rPr>
+      </w:r>
+      <w:r>
+        <w:rPr>
+          <w:vertAlign w:val="superscript"/>
+          <w:lang w:val="es_ES" w:bidi="es_ES"/>
+        </w:rPr>
+        <w:t>8</w:t>
+      </w:r>
+      <w:r>
+        <w:rPr>
+          <w:lang w:val="es_ES" w:bidi="es_ES"/>
+        </w:rPr>
+        <w:t xml:space="preserve"> Yo he oído las afrentas de Moab, y los denuestos de los hijos de Ammón con que deshonraron á mi pueblo, y se engrandecieron sobre su término.</w:t>
+      </w:r>
+    </w:p>
+    <w:p>
+      <w:pPr/>
+      <w:r>
+        <w:rPr>
+          <w:lang w:val="es_ES" w:bidi="es_ES"/>
+        </w:rPr>
+      </w:r>
+      <w:r>
+        <w:rPr>
+          <w:vertAlign w:val="superscript"/>
+          <w:lang w:val="es_ES" w:bidi="es_ES"/>
+        </w:rPr>
+        <w:t>9</w:t>
+      </w:r>
+      <w:r>
+        <w:rPr>
+          <w:lang w:val="es_ES" w:bidi="es_ES"/>
+        </w:rPr>
+        <w:t xml:space="preserve"> Por tanto, vivo yo, dice Jehová de los ejércitos, Dios de Israel, que Moab será como Sodoma, y los hijos de Ammón como Gomorra; campo de ortigas, y mina de sal, y asolamiento perpetuo: el resto de mi pueblo los saqueará, y el resto de mi gente los heredará.</w:t>
+      </w:r>
+    </w:p>
+    <w:p>
+      <w:pPr/>
+      <w:r>
+        <w:rPr>
+          <w:lang w:val="es_ES" w:bidi="es_ES"/>
+        </w:rPr>
+      </w:r>
+      <w:r>
+        <w:rPr>
+          <w:vertAlign w:val="superscript"/>
+          <w:lang w:val="es_ES" w:bidi="es_ES"/>
+        </w:rPr>
+        <w:t>10</w:t>
+      </w:r>
+      <w:r>
+        <w:rPr>
+          <w:lang w:val="es_ES" w:bidi="es_ES"/>
+        </w:rPr>
+        <w:t xml:space="preserve"> Esto les vendrá por su soberbia, porque afrentaron, y se engrandecieron contra el pueblo de Jehová de los ejércitos.</w:t>
+      </w:r>
+    </w:p>
+    <w:p>
+      <w:pPr/>
+      <w:r>
+        <w:rPr>
+          <w:lang w:val="es_ES" w:bidi="es_ES"/>
+        </w:rPr>
+      </w:r>
+      <w:r>
+        <w:rPr>
+          <w:vertAlign w:val="superscript"/>
+          <w:lang w:val="es_ES" w:bidi="es_ES"/>
+        </w:rPr>
+        <w:t>11</w:t>
+      </w:r>
+      <w:r>
+        <w:rPr>
+          <w:lang w:val="es_ES" w:bidi="es_ES"/>
+        </w:rPr>
+        <w:t xml:space="preserve"> Terrible será Jehová contra ellos, porque enervará á todos los dioses de la tierra; y cada uno desde su lugar se inclinará á él, todas las islas de las gentes.</w:t>
+      </w:r>
+    </w:p>
+    <w:p>
+      <w:pPr/>
+      <w:r>
+        <w:rPr>
+          <w:lang w:val="es_ES" w:bidi="es_ES"/>
+        </w:rPr>
+      </w:r>
+      <w:r>
+        <w:rPr>
+          <w:vertAlign w:val="superscript"/>
+          <w:lang w:val="es_ES" w:bidi="es_ES"/>
+        </w:rPr>
+        <w:t>12</w:t>
+      </w:r>
+      <w:r>
+        <w:rPr>
+          <w:lang w:val="es_ES" w:bidi="es_ES"/>
+        </w:rPr>
+        <w:t xml:space="preserve"> Vosotros también los de Etiopía seréis muertos con mi espada.</w:t>
+      </w:r>
+    </w:p>
+    <w:p>
+      <w:pPr/>
+      <w:r>
+        <w:rPr>
+          <w:lang w:val="es_ES" w:bidi="es_ES"/>
+        </w:rPr>
+      </w:r>
+      <w:r>
+        <w:rPr>
+          <w:vertAlign w:val="superscript"/>
+          <w:lang w:val="es_ES" w:bidi="es_ES"/>
+        </w:rPr>
+        <w:t>13</w:t>
+      </w:r>
+      <w:r>
+        <w:rPr>
+          <w:lang w:val="es_ES" w:bidi="es_ES"/>
+        </w:rPr>
+        <w:t xml:space="preserve"> Y extenderá su mano sobre el aquilón, y destruirá al Assur, y pondrá á Nínive en asolamiento, y en secadal como un desierto.</w:t>
+      </w:r>
+    </w:p>
+    <w:p>
+      <w:pPr/>
+      <w:r>
+        <w:rPr>
+          <w:lang w:val="es_ES" w:bidi="es_ES"/>
+        </w:rPr>
+      </w:r>
+      <w:r>
+        <w:rPr>
+          <w:vertAlign w:val="superscript"/>
+          <w:lang w:val="es_ES" w:bidi="es_ES"/>
+        </w:rPr>
+        <w:t>14</w:t>
+      </w:r>
+      <w:r>
+        <w:rPr>
+          <w:lang w:val="es_ES" w:bidi="es_ES"/>
+        </w:rPr>
+        <w:t xml:space="preserve"> Y rebaños de ganado harán en ella majada, todas las bestias de las gentes; el onocrótalo también y el erizo dormirán en sus umbrales: su voz cantará en las ventanas; asolación será en las puertas, porque su enmaderamiento de cedro será descubierto.</w:t>
+      </w:r>
+    </w:p>
+    <w:p>
+      <w:pPr/>
+      <w:r>
+        <w:rPr>
+          <w:lang w:val="es_ES" w:bidi="es_ES"/>
+        </w:rPr>
+      </w:r>
+      <w:r>
+        <w:rPr>
+          <w:vertAlign w:val="superscript"/>
+          <w:lang w:val="es_ES" w:bidi="es_ES"/>
+        </w:rPr>
+        <w:t>15</w:t>
+      </w:r>
+      <w:r>
+        <w:rPr>
+          <w:lang w:val="es_ES" w:bidi="es_ES"/>
+        </w:rPr>
+        <w:t xml:space="preserve"> Esta es la ciudad alegre que estaba confiada, la que decía en su corazón: Yo, y no más. ¡Cómo fué en asolamiento, en cama de bestias! Cualquiera que pasare junto á ella silbará, meneará su mano.</w:t>
+      </w:r>
+    </w:p>
+    <w:p>
+      <w:pPr>
+        <w:pStyle w:val="Heading2"/>
+      </w:pPr>
+      <w:r>
+        <w:rPr>
+          <w:lang w:val="es_ES" w:bidi="es_ES"/>
+        </w:rPr>
+        <w:t>Sofonías 3:1</w:t>
+      </w:r>
+      <w:r>
+        <w:rPr>
+          <w:lang w:val="es_ES" w:bidi="es_ES"/>
+        </w:rPr>
+      </w:r>
+    </w:p>
+    <w:p>
+      <w:pPr/>
+      <w:r>
+        <w:rPr>
+          <w:lang w:val="es_ES" w:bidi="es_ES"/>
+        </w:rPr>
+      </w:r>
+      <w:r>
+        <w:rPr>
+          <w:vertAlign w:val="superscript"/>
+          <w:lang w:val="es_ES" w:bidi="es_ES"/>
+        </w:rPr>
+        <w:t>1</w:t>
+      </w:r>
+      <w:r>
+        <w:rPr>
+          <w:lang w:val="es_ES" w:bidi="es_ES"/>
+        </w:rPr>
+        <w:t xml:space="preserve"> ¡AY de la ciudad ensuciada y contaminada y opresora!</w:t>
+      </w:r>
+    </w:p>
+    <w:p>
+      <w:pPr/>
+      <w:r>
+        <w:rPr>
+          <w:lang w:val="es_ES" w:bidi="es_ES"/>
+        </w:rPr>
+      </w:r>
+      <w:r>
+        <w:rPr>
+          <w:vertAlign w:val="superscript"/>
+          <w:lang w:val="es_ES" w:bidi="es_ES"/>
+        </w:rPr>
         <w:t>2</w:t>
       </w:r>
       <w:r>
         <w:rPr>
           <w:lang w:val="es_ES" w:bidi="es_ES"/>
         </w:rPr>
-        <w:t xml:space="preserve"> Destruiré del todo todas las cosas de sobre la haz de la tierra, dice Jehová.</w:t>
-      </w:r>
-      <w:r>
-        <w:rPr>
-          <w:lang w:val="es_ES" w:bidi="es_ES"/>
-        </w:rPr>
-      </w:r>
-      <w:r>
-        <w:rPr>
-          <w:lang w:val="es_ES" w:bidi="es_ES"/>
-        </w:rPr>
+        <w:t xml:space="preserve"> No escuchó la voz, ni recibió la disciplina: no se confió en Jehová, no se acercó á su Dios.</w:t>
       </w:r>
     </w:p>
     <w:p>
@@ -312,6 +970,19 @@
           <w:lang w:val="es_ES" w:bidi="es_ES"/>
         </w:rPr>
       </w:r>
+      <w:r>
+        <w:rPr>
+          <w:vertAlign w:val="superscript"/>
+          <w:lang w:val="es_ES" w:bidi="es_ES"/>
+        </w:rPr>
+        <w:t>3</w:t>
+      </w:r>
+      <w:r>
+        <w:rPr>
+          <w:lang w:val="es_ES" w:bidi="es_ES"/>
+        </w:rPr>
+        <w:t xml:space="preserve"> Sus príncipes en medio de ella son leones bramadores: sus jueces, lobos de tarde que no dejan hueso para la mañana:</w:t>
+      </w:r>
     </w:p>
     <w:p>
       <w:pPr/>
@@ -325,23 +996,13 @@
           <w:vertAlign w:val="superscript"/>
           <w:lang w:val="es_ES" w:bidi="es_ES"/>
         </w:rPr>
-        <w:t>3</w:t>
-      </w:r>
-      <w:r>
-        <w:rPr>
-          <w:lang w:val="es_ES" w:bidi="es_ES"/>
-        </w:rPr>
-        <w:t xml:space="preserve"> Destruiré los hombres y las bestias; destruiré las aves del cielo, y los peces de la mar, y las piedras de tropiezo con los impíos; y talaré los hombres de sobre la haz de la tierra, dice Jehová.</w:t>
-      </w:r>
-      <w:r>
-        <w:rPr>
-          <w:lang w:val="es_ES" w:bidi="es_ES"/>
-        </w:rPr>
-      </w:r>
-      <w:r>
-        <w:rPr>
-          <w:lang w:val="es_ES" w:bidi="es_ES"/>
-        </w:rPr>
+        <w:t>4</w:t>
+      </w:r>
+      <w:r>
+        <w:rPr>
+          <w:lang w:val="es_ES" w:bidi="es_ES"/>
+        </w:rPr>
+        <w:t xml:space="preserve"> Sus profetas, livianos, hombres prevaricadores: sus sacerdotes contaminaron el santuario, falsearon la ley.</w:t>
       </w:r>
     </w:p>
     <w:p>
@@ -351,6 +1012,19 @@
           <w:lang w:val="es_ES" w:bidi="es_ES"/>
         </w:rPr>
       </w:r>
+      <w:r>
+        <w:rPr>
+          <w:vertAlign w:val="superscript"/>
+          <w:lang w:val="es_ES" w:bidi="es_ES"/>
+        </w:rPr>
+        <w:t>5</w:t>
+      </w:r>
+      <w:r>
+        <w:rPr>
+          <w:lang w:val="es_ES" w:bidi="es_ES"/>
+        </w:rPr>
+        <w:t xml:space="preserve"> Jehová justo en medio de ella, no hará iniquidad: de mañana sacará á luz su juicio, nunca falta: mas el perverso no tiene vergüenza.</w:t>
+      </w:r>
     </w:p>
     <w:p>
       <w:pPr/>
@@ -364,23 +1038,13 @@
           <w:vertAlign w:val="superscript"/>
           <w:lang w:val="es_ES" w:bidi="es_ES"/>
         </w:rPr>
-        <w:t>4</w:t>
-      </w:r>
-      <w:r>
-        <w:rPr>
-          <w:lang w:val="es_ES" w:bidi="es_ES"/>
-        </w:rPr>
-        <w:t xml:space="preserve"> Y extenderé mi mano sobre Judá, y sobre todos los moradores de Jerusalem, y exterminaré de este lugar el remanente de Baal, y el nombre de los Chemarim con los sacerdotes;</w:t>
-      </w:r>
-      <w:r>
-        <w:rPr>
-          <w:lang w:val="es_ES" w:bidi="es_ES"/>
-        </w:rPr>
-      </w:r>
-      <w:r>
-        <w:rPr>
-          <w:lang w:val="es_ES" w:bidi="es_ES"/>
-        </w:rPr>
+        <w:t>6</w:t>
+      </w:r>
+      <w:r>
+        <w:rPr>
+          <w:lang w:val="es_ES" w:bidi="es_ES"/>
+        </w:rPr>
+        <w:t xml:space="preserve"> Hice talar gentes; sus castillos están asolados; hice desiertas sus calles, hasta no quedar quien pase: sus ciudades están asoladas hasta no quedar hombre, hasta no quedar morador.</w:t>
       </w:r>
     </w:p>
     <w:p>
@@ -390,6 +1054,19 @@
           <w:lang w:val="es_ES" w:bidi="es_ES"/>
         </w:rPr>
       </w:r>
+      <w:r>
+        <w:rPr>
+          <w:vertAlign w:val="superscript"/>
+          <w:lang w:val="es_ES" w:bidi="es_ES"/>
+        </w:rPr>
+        <w:t>7</w:t>
+      </w:r>
+      <w:r>
+        <w:rPr>
+          <w:lang w:val="es_ES" w:bidi="es_ES"/>
+        </w:rPr>
+        <w:t xml:space="preserve"> Dije: Ciertamente me temerás, recibirás corrección; y no será su habitación derruída por todo aquello sobre que los visité. Mas ellos se levantaron de mañana, y corrompieron todas sus obras.</w:t>
+      </w:r>
     </w:p>
     <w:p>
       <w:pPr/>
@@ -403,23 +1080,13 @@
           <w:vertAlign w:val="superscript"/>
           <w:lang w:val="es_ES" w:bidi="es_ES"/>
         </w:rPr>
-        <w:t>5</w:t>
-      </w:r>
-      <w:r>
-        <w:rPr>
-          <w:lang w:val="es_ES" w:bidi="es_ES"/>
-        </w:rPr>
-        <w:t xml:space="preserve"> Y á los que se inclinan sobre los terrados al ejército del cielo; y á los que se inclinan jurando por Jehová y jurando por su rey;</w:t>
-      </w:r>
-      <w:r>
-        <w:rPr>
-          <w:lang w:val="es_ES" w:bidi="es_ES"/>
-        </w:rPr>
-      </w:r>
-      <w:r>
-        <w:rPr>
-          <w:lang w:val="es_ES" w:bidi="es_ES"/>
-        </w:rPr>
+        <w:t>8</w:t>
+      </w:r>
+      <w:r>
+        <w:rPr>
+          <w:lang w:val="es_ES" w:bidi="es_ES"/>
+        </w:rPr>
+        <w:t xml:space="preserve"> Por tanto, esperadme, dice Jehová, al día que me levantaré al despojo: porque mi determinación es reunir las gentes, juntar los reinos, para derramar sobre ellos mi enojo, todo el furor de mi ira; porque del fuego de mi celo será consumida toda la tierra.</w:t>
       </w:r>
     </w:p>
     <w:p>
@@ -429,6 +1096,19 @@
           <w:lang w:val="es_ES" w:bidi="es_ES"/>
         </w:rPr>
       </w:r>
+      <w:r>
+        <w:rPr>
+          <w:vertAlign w:val="superscript"/>
+          <w:lang w:val="es_ES" w:bidi="es_ES"/>
+        </w:rPr>
+        <w:t>9</w:t>
+      </w:r>
+      <w:r>
+        <w:rPr>
+          <w:lang w:val="es_ES" w:bidi="es_ES"/>
+        </w:rPr>
+        <w:t xml:space="preserve"> Por entonces volveré yo á los pueblos el labio limpio, para que todos invoquen el nombre de Jehová, para que de un consentimiento le sirvan.</w:t>
+      </w:r>
     </w:p>
     <w:p>
       <w:pPr/>
@@ -442,23 +1122,13 @@
           <w:vertAlign w:val="superscript"/>
           <w:lang w:val="es_ES" w:bidi="es_ES"/>
         </w:rPr>
-        <w:t>6</w:t>
-      </w:r>
-      <w:r>
-        <w:rPr>
-          <w:lang w:val="es_ES" w:bidi="es_ES"/>
-        </w:rPr>
-        <w:t xml:space="preserve"> Y á los que tornan atrás de en pos de Jehová; y á los que no buscaron á Jehová, ni preguntaron por él.</w:t>
-      </w:r>
-      <w:r>
-        <w:rPr>
-          <w:lang w:val="es_ES" w:bidi="es_ES"/>
-        </w:rPr>
-      </w:r>
-      <w:r>
-        <w:rPr>
-          <w:lang w:val="es_ES" w:bidi="es_ES"/>
-        </w:rPr>
+        <w:t>10</w:t>
+      </w:r>
+      <w:r>
+        <w:rPr>
+          <w:lang w:val="es_ES" w:bidi="es_ES"/>
+        </w:rPr>
+        <w:t xml:space="preserve"> De esa parte de los ríos de Etiopía, mis suplicantes, la hija de mis esparcidos, me traerán ofrenda.</w:t>
       </w:r>
     </w:p>
     <w:p>
@@ -468,6 +1138,19 @@
           <w:lang w:val="es_ES" w:bidi="es_ES"/>
         </w:rPr>
       </w:r>
+      <w:r>
+        <w:rPr>
+          <w:vertAlign w:val="superscript"/>
+          <w:lang w:val="es_ES" w:bidi="es_ES"/>
+        </w:rPr>
+        <w:t>11</w:t>
+      </w:r>
+      <w:r>
+        <w:rPr>
+          <w:lang w:val="es_ES" w:bidi="es_ES"/>
+        </w:rPr>
+        <w:t xml:space="preserve"> En aquel día no serás avergonzada por ninguna de tus obras con que te rebelaste contra mí; porque entonces quitaré de en medio de ti los que se alegran en tu soberbia, y nunca más te ensoberbecerás del monte de mi santidad.</w:t>
+      </w:r>
     </w:p>
     <w:p>
       <w:pPr/>
@@ -481,23 +1164,13 @@
           <w:vertAlign w:val="superscript"/>
           <w:lang w:val="es_ES" w:bidi="es_ES"/>
         </w:rPr>
-        <w:t>7</w:t>
-      </w:r>
-      <w:r>
-        <w:rPr>
-          <w:lang w:val="es_ES" w:bidi="es_ES"/>
-        </w:rPr>
-        <w:t xml:space="preserve"> Calla en la presencia del Señor Jehová, porque el día de Jehová está cercano; porque Jehová ha aparejado sacrificio, prevenido ha sus convidados.</w:t>
-      </w:r>
-      <w:r>
-        <w:rPr>
-          <w:lang w:val="es_ES" w:bidi="es_ES"/>
-        </w:rPr>
-      </w:r>
-      <w:r>
-        <w:rPr>
-          <w:lang w:val="es_ES" w:bidi="es_ES"/>
-        </w:rPr>
+        <w:t>12</w:t>
+      </w:r>
+      <w:r>
+        <w:rPr>
+          <w:lang w:val="es_ES" w:bidi="es_ES"/>
+        </w:rPr>
+        <w:t xml:space="preserve"> Y dejaré en medio de ti un pueblo humilde y pobre, los cuales esperarán en el nombre de Jehová.</w:t>
       </w:r>
     </w:p>
     <w:p>
@@ -507,6 +1180,19 @@
           <w:lang w:val="es_ES" w:bidi="es_ES"/>
         </w:rPr>
       </w:r>
+      <w:r>
+        <w:rPr>
+          <w:vertAlign w:val="superscript"/>
+          <w:lang w:val="es_ES" w:bidi="es_ES"/>
+        </w:rPr>
+        <w:t>13</w:t>
+      </w:r>
+      <w:r>
+        <w:rPr>
+          <w:lang w:val="es_ES" w:bidi="es_ES"/>
+        </w:rPr>
+        <w:t xml:space="preserve"> El resto de Israel no hará iniquidad, ni dirá mentira, ni en boca de ellos se hallará lengua engañosa: porque ellos serán apacentados y dormirán, y no habrá quien los espante.</w:t>
+      </w:r>
     </w:p>
     <w:p>
       <w:pPr/>
@@ -520,23 +1206,13 @@
           <w:vertAlign w:val="superscript"/>
           <w:lang w:val="es_ES" w:bidi="es_ES"/>
         </w:rPr>
-        <w:t>8</w:t>
-      </w:r>
-      <w:r>
-        <w:rPr>
-          <w:lang w:val="es_ES" w:bidi="es_ES"/>
-        </w:rPr>
-        <w:t xml:space="preserve"> Y será que en el día del sacrificio de Jehová, haré visitación sobre los príncipes, y sobre los hijos del rey, y sobre todos los que visten vestido extranjero.</w:t>
-      </w:r>
-      <w:r>
-        <w:rPr>
-          <w:lang w:val="es_ES" w:bidi="es_ES"/>
-        </w:rPr>
-      </w:r>
-      <w:r>
-        <w:rPr>
-          <w:lang w:val="es_ES" w:bidi="es_ES"/>
-        </w:rPr>
+        <w:t>14</w:t>
+      </w:r>
+      <w:r>
+        <w:rPr>
+          <w:lang w:val="es_ES" w:bidi="es_ES"/>
+        </w:rPr>
+        <w:t xml:space="preserve"> Canta, oh hija de Sión: da voces de júbilo, oh Israel; gózate y regocíjate de todo corazón, hija de Jerusalem.</w:t>
       </w:r>
     </w:p>
     <w:p>
@@ -546,6 +1222,19 @@
           <w:lang w:val="es_ES" w:bidi="es_ES"/>
         </w:rPr>
       </w:r>
+      <w:r>
+        <w:rPr>
+          <w:vertAlign w:val="superscript"/>
+          <w:lang w:val="es_ES" w:bidi="es_ES"/>
+        </w:rPr>
+        <w:t>15</w:t>
+      </w:r>
+      <w:r>
+        <w:rPr>
+          <w:lang w:val="es_ES" w:bidi="es_ES"/>
+        </w:rPr>
+        <w:t xml:space="preserve"> Jehová ha apartado tus juicios, ha echado fuera tus enemigos: Jehová es Rey de Israel en medio de ti; nunca más verás mal.</w:t>
+      </w:r>
     </w:p>
     <w:p>
       <w:pPr/>
@@ -559,23 +1248,13 @@
           <w:vertAlign w:val="superscript"/>
           <w:lang w:val="es_ES" w:bidi="es_ES"/>
         </w:rPr>
-        <w:t>9</w:t>
-      </w:r>
-      <w:r>
-        <w:rPr>
-          <w:lang w:val="es_ES" w:bidi="es_ES"/>
-        </w:rPr>
-        <w:t xml:space="preserve"> Asimismo haré visitación en aquel día sobre todos los que saltan la puerta, los que hinchen de robo y de engaño las casas de sus señores.</w:t>
-      </w:r>
-      <w:r>
-        <w:rPr>
-          <w:lang w:val="es_ES" w:bidi="es_ES"/>
-        </w:rPr>
-      </w:r>
-      <w:r>
-        <w:rPr>
-          <w:lang w:val="es_ES" w:bidi="es_ES"/>
-        </w:rPr>
+        <w:t>16</w:t>
+      </w:r>
+      <w:r>
+        <w:rPr>
+          <w:lang w:val="es_ES" w:bidi="es_ES"/>
+        </w:rPr>
+        <w:t xml:space="preserve"> En aquel tiempo se dirá á Jerusalem: No temas: Sión, no se debiliten tus manos.</w:t>
       </w:r>
     </w:p>
     <w:p>
@@ -585,6 +1264,19 @@
           <w:lang w:val="es_ES" w:bidi="es_ES"/>
         </w:rPr>
       </w:r>
+      <w:r>
+        <w:rPr>
+          <w:vertAlign w:val="superscript"/>
+          <w:lang w:val="es_ES" w:bidi="es_ES"/>
+        </w:rPr>
+        <w:t>17</w:t>
+      </w:r>
+      <w:r>
+        <w:rPr>
+          <w:lang w:val="es_ES" w:bidi="es_ES"/>
+        </w:rPr>
+        <w:t xml:space="preserve"> Jehová en medio de ti, poderoso, él salvará; gozaráse sobre ti con alegría, callará de amor, se regocijará sobre ti con cantar.</w:t>
+      </w:r>
     </w:p>
     <w:p>
       <w:pPr/>
@@ -598,23 +1290,13 @@
           <w:vertAlign w:val="superscript"/>
           <w:lang w:val="es_ES" w:bidi="es_ES"/>
         </w:rPr>
-        <w:t>10</w:t>
-      </w:r>
-      <w:r>
-        <w:rPr>
-          <w:lang w:val="es_ES" w:bidi="es_ES"/>
-        </w:rPr>
-        <w:t xml:space="preserve"> Y habrá en aquel día, dice Jehová, voz de clamor desde la puerta del pescado, y aullido desde la segunda, y grande quebrantamiento desde los collados.</w:t>
-      </w:r>
-      <w:r>
-        <w:rPr>
-          <w:lang w:val="es_ES" w:bidi="es_ES"/>
-        </w:rPr>
-      </w:r>
-      <w:r>
-        <w:rPr>
-          <w:lang w:val="es_ES" w:bidi="es_ES"/>
-        </w:rPr>
+        <w:t>18</w:t>
+      </w:r>
+      <w:r>
+        <w:rPr>
+          <w:lang w:val="es_ES" w:bidi="es_ES"/>
+        </w:rPr>
+        <w:t xml:space="preserve"> Reuniré á los fastidiados por causa del largo tiempo; tuyos fueron; para quienes el oprobio de ella era una carga.</w:t>
       </w:r>
     </w:p>
     <w:p>
@@ -624,6 +1306,19 @@
           <w:lang w:val="es_ES" w:bidi="es_ES"/>
         </w:rPr>
       </w:r>
+      <w:r>
+        <w:rPr>
+          <w:vertAlign w:val="superscript"/>
+          <w:lang w:val="es_ES" w:bidi="es_ES"/>
+        </w:rPr>
+        <w:t>19</w:t>
+      </w:r>
+      <w:r>
+        <w:rPr>
+          <w:lang w:val="es_ES" w:bidi="es_ES"/>
+        </w:rPr>
+        <w:t xml:space="preserve"> He aquí, en aquel tiempo yo apremiaré á todos tus opresores; y salvaré la coja, y recogeré la descarriada; y pondrélos por alabanza y por renombre en todo país de confusión.</w:t>
+      </w:r>
     </w:p>
     <w:p>
       <w:pPr/>
@@ -637,1676 +1332,6 @@
           <w:vertAlign w:val="superscript"/>
           <w:lang w:val="es_ES" w:bidi="es_ES"/>
         </w:rPr>
-        <w:t>11</w:t>
-      </w:r>
-      <w:r>
-        <w:rPr>
-          <w:lang w:val="es_ES" w:bidi="es_ES"/>
-        </w:rPr>
-        <w:t xml:space="preserve"> Aullad, moradores de Mactes, porque todo el pueblo mercader es destruído; talados son todos los que traían dinero.</w:t>
-      </w:r>
-      <w:r>
-        <w:rPr>
-          <w:lang w:val="es_ES" w:bidi="es_ES"/>
-        </w:rPr>
-      </w:r>
-      <w:r>
-        <w:rPr>
-          <w:lang w:val="es_ES" w:bidi="es_ES"/>
-        </w:rPr>
-      </w:r>
-    </w:p>
-    <w:p>
-      <w:pPr/>
-      <w:r>
-        <w:rPr>
-          <w:lang w:val="es_ES" w:bidi="es_ES"/>
-        </w:rPr>
-      </w:r>
-    </w:p>
-    <w:p>
-      <w:pPr/>
-      <w:r>
-        <w:rPr>
-          <w:lang w:val="es_ES" w:bidi="es_ES"/>
-        </w:rPr>
-      </w:r>
-      <w:r>
-        <w:rPr>
-          <w:vertAlign w:val="superscript"/>
-          <w:lang w:val="es_ES" w:bidi="es_ES"/>
-        </w:rPr>
-        <w:t>12</w:t>
-      </w:r>
-      <w:r>
-        <w:rPr>
-          <w:lang w:val="es_ES" w:bidi="es_ES"/>
-        </w:rPr>
-        <w:t xml:space="preserve"> Y será en aquel tiempo, que yo escudriñaré á Jerusalem con candiles, y haré visitación sobre los hombres que están sentados sobre sus heces, los cuales dicen en su corazón: Jehová ni hará bien ni mal.</w:t>
-      </w:r>
-      <w:r>
-        <w:rPr>
-          <w:lang w:val="es_ES" w:bidi="es_ES"/>
-        </w:rPr>
-      </w:r>
-      <w:r>
-        <w:rPr>
-          <w:lang w:val="es_ES" w:bidi="es_ES"/>
-        </w:rPr>
-      </w:r>
-    </w:p>
-    <w:p>
-      <w:pPr/>
-      <w:r>
-        <w:rPr>
-          <w:lang w:val="es_ES" w:bidi="es_ES"/>
-        </w:rPr>
-      </w:r>
-    </w:p>
-    <w:p>
-      <w:pPr/>
-      <w:r>
-        <w:rPr>
-          <w:lang w:val="es_ES" w:bidi="es_ES"/>
-        </w:rPr>
-      </w:r>
-      <w:r>
-        <w:rPr>
-          <w:vertAlign w:val="superscript"/>
-          <w:lang w:val="es_ES" w:bidi="es_ES"/>
-        </w:rPr>
-        <w:t>13</w:t>
-      </w:r>
-      <w:r>
-        <w:rPr>
-          <w:lang w:val="es_ES" w:bidi="es_ES"/>
-        </w:rPr>
-        <w:t xml:space="preserve"> Será por tanto saqueada su hacienda, y sus casas asoladas: y edificarán casas, mas no las habitarán; y plantarán viñas, mas no beberán el vino de ellas.</w:t>
-      </w:r>
-      <w:r>
-        <w:rPr>
-          <w:lang w:val="es_ES" w:bidi="es_ES"/>
-        </w:rPr>
-      </w:r>
-      <w:r>
-        <w:rPr>
-          <w:lang w:val="es_ES" w:bidi="es_ES"/>
-        </w:rPr>
-      </w:r>
-    </w:p>
-    <w:p>
-      <w:pPr/>
-      <w:r>
-        <w:rPr>
-          <w:lang w:val="es_ES" w:bidi="es_ES"/>
-        </w:rPr>
-      </w:r>
-    </w:p>
-    <w:p>
-      <w:pPr/>
-      <w:r>
-        <w:rPr>
-          <w:lang w:val="es_ES" w:bidi="es_ES"/>
-        </w:rPr>
-      </w:r>
-      <w:r>
-        <w:rPr>
-          <w:vertAlign w:val="superscript"/>
-          <w:lang w:val="es_ES" w:bidi="es_ES"/>
-        </w:rPr>
-        <w:t>14</w:t>
-      </w:r>
-      <w:r>
-        <w:rPr>
-          <w:lang w:val="es_ES" w:bidi="es_ES"/>
-        </w:rPr>
-        <w:t xml:space="preserve"> Cercano está el día grande de Jehová, cercano y muy presuroso; voz amarga del día de Jehová; gritará allí el valiente.</w:t>
-      </w:r>
-      <w:r>
-        <w:rPr>
-          <w:lang w:val="es_ES" w:bidi="es_ES"/>
-        </w:rPr>
-      </w:r>
-      <w:r>
-        <w:rPr>
-          <w:lang w:val="es_ES" w:bidi="es_ES"/>
-        </w:rPr>
-      </w:r>
-    </w:p>
-    <w:p>
-      <w:pPr/>
-      <w:r>
-        <w:rPr>
-          <w:lang w:val="es_ES" w:bidi="es_ES"/>
-        </w:rPr>
-      </w:r>
-    </w:p>
-    <w:p>
-      <w:pPr/>
-      <w:r>
-        <w:rPr>
-          <w:lang w:val="es_ES" w:bidi="es_ES"/>
-        </w:rPr>
-      </w:r>
-      <w:r>
-        <w:rPr>
-          <w:vertAlign w:val="superscript"/>
-          <w:lang w:val="es_ES" w:bidi="es_ES"/>
-        </w:rPr>
-        <w:t>15</w:t>
-      </w:r>
-      <w:r>
-        <w:rPr>
-          <w:lang w:val="es_ES" w:bidi="es_ES"/>
-        </w:rPr>
-        <w:t xml:space="preserve"> Día de ira aquel día, día de angustia y de aprieto, día de alboroto y de asolamiento, día de tiniebla y de oscuridad, día de nublado y de entenebrecimiento,</w:t>
-      </w:r>
-      <w:r>
-        <w:rPr>
-          <w:lang w:val="es_ES" w:bidi="es_ES"/>
-        </w:rPr>
-      </w:r>
-      <w:r>
-        <w:rPr>
-          <w:lang w:val="es_ES" w:bidi="es_ES"/>
-        </w:rPr>
-      </w:r>
-    </w:p>
-    <w:p>
-      <w:pPr/>
-      <w:r>
-        <w:rPr>
-          <w:lang w:val="es_ES" w:bidi="es_ES"/>
-        </w:rPr>
-      </w:r>
-    </w:p>
-    <w:p>
-      <w:pPr/>
-      <w:r>
-        <w:rPr>
-          <w:lang w:val="es_ES" w:bidi="es_ES"/>
-        </w:rPr>
-      </w:r>
-      <w:r>
-        <w:rPr>
-          <w:vertAlign w:val="superscript"/>
-          <w:lang w:val="es_ES" w:bidi="es_ES"/>
-        </w:rPr>
-        <w:t>16</w:t>
-      </w:r>
-      <w:r>
-        <w:rPr>
-          <w:lang w:val="es_ES" w:bidi="es_ES"/>
-        </w:rPr>
-        <w:t xml:space="preserve"> Día de trompeta y de algazara, sobre las ciudades fuertes, y sobre las altas torres.</w:t>
-      </w:r>
-      <w:r>
-        <w:rPr>
-          <w:lang w:val="es_ES" w:bidi="es_ES"/>
-        </w:rPr>
-      </w:r>
-      <w:r>
-        <w:rPr>
-          <w:lang w:val="es_ES" w:bidi="es_ES"/>
-        </w:rPr>
-      </w:r>
-    </w:p>
-    <w:p>
-      <w:pPr/>
-      <w:r>
-        <w:rPr>
-          <w:lang w:val="es_ES" w:bidi="es_ES"/>
-        </w:rPr>
-      </w:r>
-    </w:p>
-    <w:p>
-      <w:pPr/>
-      <w:r>
-        <w:rPr>
-          <w:lang w:val="es_ES" w:bidi="es_ES"/>
-        </w:rPr>
-      </w:r>
-      <w:r>
-        <w:rPr>
-          <w:vertAlign w:val="superscript"/>
-          <w:lang w:val="es_ES" w:bidi="es_ES"/>
-        </w:rPr>
-        <w:t>17</w:t>
-      </w:r>
-      <w:r>
-        <w:rPr>
-          <w:lang w:val="es_ES" w:bidi="es_ES"/>
-        </w:rPr>
-        <w:t xml:space="preserve"> Y atribularé los hombres, y andarán como ciegos, porque pecaron contra Jehová: y la sangre de ellos será derramada como polvo, y su carne como estiércol.</w:t>
-      </w:r>
-      <w:r>
-        <w:rPr>
-          <w:lang w:val="es_ES" w:bidi="es_ES"/>
-        </w:rPr>
-      </w:r>
-      <w:r>
-        <w:rPr>
-          <w:lang w:val="es_ES" w:bidi="es_ES"/>
-        </w:rPr>
-      </w:r>
-    </w:p>
-    <w:p>
-      <w:pPr/>
-      <w:r>
-        <w:rPr>
-          <w:lang w:val="es_ES" w:bidi="es_ES"/>
-        </w:rPr>
-      </w:r>
-    </w:p>
-    <w:p>
-      <w:pPr/>
-      <w:r>
-        <w:rPr>
-          <w:lang w:val="es_ES" w:bidi="es_ES"/>
-        </w:rPr>
-      </w:r>
-      <w:r>
-        <w:rPr>
-          <w:vertAlign w:val="superscript"/>
-          <w:lang w:val="es_ES" w:bidi="es_ES"/>
-        </w:rPr>
-        <w:t>18</w:t>
-      </w:r>
-      <w:r>
-        <w:rPr>
-          <w:lang w:val="es_ES" w:bidi="es_ES"/>
-        </w:rPr>
-        <w:t xml:space="preserve"> Ni su plata ni su oro podrá librarlos en el día de la ira de Jehová; pues toda la tierra será consumida con el fuego de su celo: porque ciertamente consumación apresurada hará con todos los moradores de la tierra.</w:t>
-      </w:r>
-      <w:r>
-        <w:rPr>
-          <w:lang w:val="es_ES" w:bidi="es_ES"/>
-        </w:rPr>
-      </w:r>
-      <w:r>
-        <w:rPr>
-          <w:lang w:val="es_ES" w:bidi="es_ES"/>
-        </w:rPr>
-      </w:r>
-    </w:p>
-    <w:p>
-      <w:pPr/>
-      <w:r>
-        <w:rPr>
-          <w:lang w:val="es_ES" w:bidi="es_ES"/>
-        </w:rPr>
-      </w:r>
-    </w:p>
-    <w:p>
-      <w:pPr>
-        <w:pStyle w:val="Heading2"/>
-      </w:pPr>
-      <w:r>
-        <w:rPr>
-          <w:lang w:val="es_ES" w:bidi="es_ES"/>
-        </w:rPr>
-        <w:t>Zephaniah 2:1</w:t>
-      </w:r>
-      <w:r>
-        <w:rPr>
-          <w:lang w:val="es_ES" w:bidi="es_ES"/>
-        </w:rPr>
-      </w:r>
-    </w:p>
-    <w:p>
-      <w:pPr/>
-      <w:r>
-        <w:rPr>
-          <w:lang w:val="es_ES" w:bidi="es_ES"/>
-        </w:rPr>
-      </w:r>
-      <w:r>
-        <w:rPr>
-          <w:vertAlign w:val="superscript"/>
-          <w:lang w:val="es_ES" w:bidi="es_ES"/>
-        </w:rPr>
-        <w:t>1</w:t>
-      </w:r>
-      <w:r>
-        <w:rPr>
-          <w:lang w:val="es_ES" w:bidi="es_ES"/>
-        </w:rPr>
-        <w:t xml:space="preserve"> CONGREGAOS y meditad, gente no amable,</w:t>
-      </w:r>
-      <w:r>
-        <w:rPr>
-          <w:lang w:val="es_ES" w:bidi="es_ES"/>
-        </w:rPr>
-      </w:r>
-      <w:r>
-        <w:rPr>
-          <w:lang w:val="es_ES" w:bidi="es_ES"/>
-        </w:rPr>
-      </w:r>
-    </w:p>
-    <w:p>
-      <w:pPr/>
-      <w:r>
-        <w:rPr>
-          <w:lang w:val="es_ES" w:bidi="es_ES"/>
-        </w:rPr>
-      </w:r>
-    </w:p>
-    <w:p>
-      <w:pPr/>
-      <w:r>
-        <w:rPr>
-          <w:lang w:val="es_ES" w:bidi="es_ES"/>
-        </w:rPr>
-      </w:r>
-      <w:r>
-        <w:rPr>
-          <w:vertAlign w:val="superscript"/>
-          <w:lang w:val="es_ES" w:bidi="es_ES"/>
-        </w:rPr>
-        <w:t>2</w:t>
-      </w:r>
-      <w:r>
-        <w:rPr>
-          <w:lang w:val="es_ES" w:bidi="es_ES"/>
-        </w:rPr>
-        <w:t xml:space="preserve"> Antes que pára el decreto, y el día se pase como el tamo; antes que venga sobre vosotros el furor de la ira de Jehová, antes que el día de la ira de Jehová venga sobre vosotros.</w:t>
-      </w:r>
-      <w:r>
-        <w:rPr>
-          <w:lang w:val="es_ES" w:bidi="es_ES"/>
-        </w:rPr>
-      </w:r>
-      <w:r>
-        <w:rPr>
-          <w:lang w:val="es_ES" w:bidi="es_ES"/>
-        </w:rPr>
-      </w:r>
-    </w:p>
-    <w:p>
-      <w:pPr/>
-      <w:r>
-        <w:rPr>
-          <w:lang w:val="es_ES" w:bidi="es_ES"/>
-        </w:rPr>
-      </w:r>
-    </w:p>
-    <w:p>
-      <w:pPr/>
-      <w:r>
-        <w:rPr>
-          <w:lang w:val="es_ES" w:bidi="es_ES"/>
-        </w:rPr>
-      </w:r>
-      <w:r>
-        <w:rPr>
-          <w:vertAlign w:val="superscript"/>
-          <w:lang w:val="es_ES" w:bidi="es_ES"/>
-        </w:rPr>
-        <w:t>3</w:t>
-      </w:r>
-      <w:r>
-        <w:rPr>
-          <w:lang w:val="es_ES" w:bidi="es_ES"/>
-        </w:rPr>
-        <w:t xml:space="preserve"> Buscad á Jehová todos los humildes de la tierra, que pusisteis en obra su juicio; buscad justicia, buscad mansedumbre: quizás seréis guardados en el día del enojo de Jehová.</w:t>
-      </w:r>
-      <w:r>
-        <w:rPr>
-          <w:lang w:val="es_ES" w:bidi="es_ES"/>
-        </w:rPr>
-      </w:r>
-      <w:r>
-        <w:rPr>
-          <w:lang w:val="es_ES" w:bidi="es_ES"/>
-        </w:rPr>
-      </w:r>
-    </w:p>
-    <w:p>
-      <w:pPr/>
-      <w:r>
-        <w:rPr>
-          <w:lang w:val="es_ES" w:bidi="es_ES"/>
-        </w:rPr>
-      </w:r>
-    </w:p>
-    <w:p>
-      <w:pPr/>
-      <w:r>
-        <w:rPr>
-          <w:lang w:val="es_ES" w:bidi="es_ES"/>
-        </w:rPr>
-      </w:r>
-      <w:r>
-        <w:rPr>
-          <w:vertAlign w:val="superscript"/>
-          <w:lang w:val="es_ES" w:bidi="es_ES"/>
-        </w:rPr>
-        <w:t>4</w:t>
-      </w:r>
-      <w:r>
-        <w:rPr>
-          <w:lang w:val="es_ES" w:bidi="es_ES"/>
-        </w:rPr>
-        <w:t xml:space="preserve"> Porque Gaza será desamparada, y Ascalón asolada: saquearán á Asdod en el medio día, y Ecrón será desarraigada.</w:t>
-      </w:r>
-      <w:r>
-        <w:rPr>
-          <w:lang w:val="es_ES" w:bidi="es_ES"/>
-        </w:rPr>
-      </w:r>
-      <w:r>
-        <w:rPr>
-          <w:lang w:val="es_ES" w:bidi="es_ES"/>
-        </w:rPr>
-      </w:r>
-    </w:p>
-    <w:p>
-      <w:pPr/>
-      <w:r>
-        <w:rPr>
-          <w:lang w:val="es_ES" w:bidi="es_ES"/>
-        </w:rPr>
-      </w:r>
-    </w:p>
-    <w:p>
-      <w:pPr/>
-      <w:r>
-        <w:rPr>
-          <w:lang w:val="es_ES" w:bidi="es_ES"/>
-        </w:rPr>
-      </w:r>
-      <w:r>
-        <w:rPr>
-          <w:vertAlign w:val="superscript"/>
-          <w:lang w:val="es_ES" w:bidi="es_ES"/>
-        </w:rPr>
-        <w:t>5</w:t>
-      </w:r>
-      <w:r>
-        <w:rPr>
-          <w:lang w:val="es_ES" w:bidi="es_ES"/>
-        </w:rPr>
-        <w:t xml:space="preserve"> ¡Ay de los que moran á la parte de la mar, de la gente de Cheretim! La palabra de Jehová es contra vosotros, oh Canaán, tierra de Palestinos, que te haré destruir hasta no quedar morador.</w:t>
-      </w:r>
-      <w:r>
-        <w:rPr>
-          <w:lang w:val="es_ES" w:bidi="es_ES"/>
-        </w:rPr>
-      </w:r>
-      <w:r>
-        <w:rPr>
-          <w:lang w:val="es_ES" w:bidi="es_ES"/>
-        </w:rPr>
-      </w:r>
-    </w:p>
-    <w:p>
-      <w:pPr/>
-      <w:r>
-        <w:rPr>
-          <w:lang w:val="es_ES" w:bidi="es_ES"/>
-        </w:rPr>
-      </w:r>
-    </w:p>
-    <w:p>
-      <w:pPr/>
-      <w:r>
-        <w:rPr>
-          <w:lang w:val="es_ES" w:bidi="es_ES"/>
-        </w:rPr>
-      </w:r>
-      <w:r>
-        <w:rPr>
-          <w:vertAlign w:val="superscript"/>
-          <w:lang w:val="es_ES" w:bidi="es_ES"/>
-        </w:rPr>
-        <w:t>6</w:t>
-      </w:r>
-      <w:r>
-        <w:rPr>
-          <w:lang w:val="es_ES" w:bidi="es_ES"/>
-        </w:rPr>
-        <w:t xml:space="preserve"> Y será la parte de la mar por moradas de cabañas de pastores, y corrales de ovejas.</w:t>
-      </w:r>
-      <w:r>
-        <w:rPr>
-          <w:lang w:val="es_ES" w:bidi="es_ES"/>
-        </w:rPr>
-      </w:r>
-      <w:r>
-        <w:rPr>
-          <w:lang w:val="es_ES" w:bidi="es_ES"/>
-        </w:rPr>
-      </w:r>
-    </w:p>
-    <w:p>
-      <w:pPr/>
-      <w:r>
-        <w:rPr>
-          <w:lang w:val="es_ES" w:bidi="es_ES"/>
-        </w:rPr>
-      </w:r>
-    </w:p>
-    <w:p>
-      <w:pPr/>
-      <w:r>
-        <w:rPr>
-          <w:lang w:val="es_ES" w:bidi="es_ES"/>
-        </w:rPr>
-      </w:r>
-      <w:r>
-        <w:rPr>
-          <w:vertAlign w:val="superscript"/>
-          <w:lang w:val="es_ES" w:bidi="es_ES"/>
-        </w:rPr>
-        <w:t>7</w:t>
-      </w:r>
-      <w:r>
-        <w:rPr>
-          <w:lang w:val="es_ES" w:bidi="es_ES"/>
-        </w:rPr>
-        <w:t xml:space="preserve"> Y será aquella parte para el resto de la casa de Judá; allí apacentarán: en las casas de Ascalón dormirán á la noche; porque Jehová su Dios los visitará, y tornará sus cautivos.</w:t>
-      </w:r>
-      <w:r>
-        <w:rPr>
-          <w:lang w:val="es_ES" w:bidi="es_ES"/>
-        </w:rPr>
-      </w:r>
-      <w:r>
-        <w:rPr>
-          <w:lang w:val="es_ES" w:bidi="es_ES"/>
-        </w:rPr>
-      </w:r>
-    </w:p>
-    <w:p>
-      <w:pPr/>
-      <w:r>
-        <w:rPr>
-          <w:lang w:val="es_ES" w:bidi="es_ES"/>
-        </w:rPr>
-      </w:r>
-    </w:p>
-    <w:p>
-      <w:pPr/>
-      <w:r>
-        <w:rPr>
-          <w:lang w:val="es_ES" w:bidi="es_ES"/>
-        </w:rPr>
-      </w:r>
-      <w:r>
-        <w:rPr>
-          <w:vertAlign w:val="superscript"/>
-          <w:lang w:val="es_ES" w:bidi="es_ES"/>
-        </w:rPr>
-        <w:t>8</w:t>
-      </w:r>
-      <w:r>
-        <w:rPr>
-          <w:lang w:val="es_ES" w:bidi="es_ES"/>
-        </w:rPr>
-        <w:t xml:space="preserve"> Yo he oído las afrentas de Moab, y los denuestos de los hijos de Ammón con que deshonraron á mi pueblo, y se engrandecieron sobre su término.</w:t>
-      </w:r>
-      <w:r>
-        <w:rPr>
-          <w:lang w:val="es_ES" w:bidi="es_ES"/>
-        </w:rPr>
-      </w:r>
-      <w:r>
-        <w:rPr>
-          <w:lang w:val="es_ES" w:bidi="es_ES"/>
-        </w:rPr>
-      </w:r>
-    </w:p>
-    <w:p>
-      <w:pPr/>
-      <w:r>
-        <w:rPr>
-          <w:lang w:val="es_ES" w:bidi="es_ES"/>
-        </w:rPr>
-      </w:r>
-    </w:p>
-    <w:p>
-      <w:pPr/>
-      <w:r>
-        <w:rPr>
-          <w:lang w:val="es_ES" w:bidi="es_ES"/>
-        </w:rPr>
-      </w:r>
-      <w:r>
-        <w:rPr>
-          <w:vertAlign w:val="superscript"/>
-          <w:lang w:val="es_ES" w:bidi="es_ES"/>
-        </w:rPr>
-        <w:t>9</w:t>
-      </w:r>
-      <w:r>
-        <w:rPr>
-          <w:lang w:val="es_ES" w:bidi="es_ES"/>
-        </w:rPr>
-        <w:t xml:space="preserve"> Por tanto, vivo yo, dice Jehová de los ejércitos, Dios de Israel, que Moab será como Sodoma, y los hijos de Ammón como Gomorra; campo de ortigas, y mina de sal, y asolamiento perpetuo: el resto de mi pueblo los saqueará, y el resto de mi gente los heredará.</w:t>
-      </w:r>
-      <w:r>
-        <w:rPr>
-          <w:lang w:val="es_ES" w:bidi="es_ES"/>
-        </w:rPr>
-      </w:r>
-      <w:r>
-        <w:rPr>
-          <w:lang w:val="es_ES" w:bidi="es_ES"/>
-        </w:rPr>
-      </w:r>
-    </w:p>
-    <w:p>
-      <w:pPr/>
-      <w:r>
-        <w:rPr>
-          <w:lang w:val="es_ES" w:bidi="es_ES"/>
-        </w:rPr>
-      </w:r>
-    </w:p>
-    <w:p>
-      <w:pPr/>
-      <w:r>
-        <w:rPr>
-          <w:lang w:val="es_ES" w:bidi="es_ES"/>
-        </w:rPr>
-      </w:r>
-      <w:r>
-        <w:rPr>
-          <w:vertAlign w:val="superscript"/>
-          <w:lang w:val="es_ES" w:bidi="es_ES"/>
-        </w:rPr>
-        <w:t>10</w:t>
-      </w:r>
-      <w:r>
-        <w:rPr>
-          <w:lang w:val="es_ES" w:bidi="es_ES"/>
-        </w:rPr>
-        <w:t xml:space="preserve"> Esto les vendrá por su soberbia, porque afrentaron, y se engrandecieron contra el pueblo de Jehová de los ejércitos.</w:t>
-      </w:r>
-      <w:r>
-        <w:rPr>
-          <w:lang w:val="es_ES" w:bidi="es_ES"/>
-        </w:rPr>
-      </w:r>
-      <w:r>
-        <w:rPr>
-          <w:lang w:val="es_ES" w:bidi="es_ES"/>
-        </w:rPr>
-      </w:r>
-    </w:p>
-    <w:p>
-      <w:pPr/>
-      <w:r>
-        <w:rPr>
-          <w:lang w:val="es_ES" w:bidi="es_ES"/>
-        </w:rPr>
-      </w:r>
-    </w:p>
-    <w:p>
-      <w:pPr/>
-      <w:r>
-        <w:rPr>
-          <w:lang w:val="es_ES" w:bidi="es_ES"/>
-        </w:rPr>
-      </w:r>
-      <w:r>
-        <w:rPr>
-          <w:vertAlign w:val="superscript"/>
-          <w:lang w:val="es_ES" w:bidi="es_ES"/>
-        </w:rPr>
-        <w:t>11</w:t>
-      </w:r>
-      <w:r>
-        <w:rPr>
-          <w:lang w:val="es_ES" w:bidi="es_ES"/>
-        </w:rPr>
-        <w:t xml:space="preserve"> Terrible será Jehová contra ellos, porque enervará á todos los dioses de la tierra; y cada uno desde su lugar se inclinará á él, todas las islas de las gentes.</w:t>
-      </w:r>
-      <w:r>
-        <w:rPr>
-          <w:lang w:val="es_ES" w:bidi="es_ES"/>
-        </w:rPr>
-      </w:r>
-      <w:r>
-        <w:rPr>
-          <w:lang w:val="es_ES" w:bidi="es_ES"/>
-        </w:rPr>
-      </w:r>
-    </w:p>
-    <w:p>
-      <w:pPr/>
-      <w:r>
-        <w:rPr>
-          <w:lang w:val="es_ES" w:bidi="es_ES"/>
-        </w:rPr>
-      </w:r>
-    </w:p>
-    <w:p>
-      <w:pPr/>
-      <w:r>
-        <w:rPr>
-          <w:lang w:val="es_ES" w:bidi="es_ES"/>
-        </w:rPr>
-      </w:r>
-      <w:r>
-        <w:rPr>
-          <w:vertAlign w:val="superscript"/>
-          <w:lang w:val="es_ES" w:bidi="es_ES"/>
-        </w:rPr>
-        <w:t>12</w:t>
-      </w:r>
-      <w:r>
-        <w:rPr>
-          <w:lang w:val="es_ES" w:bidi="es_ES"/>
-        </w:rPr>
-        <w:t xml:space="preserve"> Vosotros también los de Etiopía seréis muertos con mi espada.</w:t>
-      </w:r>
-      <w:r>
-        <w:rPr>
-          <w:lang w:val="es_ES" w:bidi="es_ES"/>
-        </w:rPr>
-      </w:r>
-      <w:r>
-        <w:rPr>
-          <w:lang w:val="es_ES" w:bidi="es_ES"/>
-        </w:rPr>
-      </w:r>
-    </w:p>
-    <w:p>
-      <w:pPr/>
-      <w:r>
-        <w:rPr>
-          <w:lang w:val="es_ES" w:bidi="es_ES"/>
-        </w:rPr>
-      </w:r>
-    </w:p>
-    <w:p>
-      <w:pPr/>
-      <w:r>
-        <w:rPr>
-          <w:lang w:val="es_ES" w:bidi="es_ES"/>
-        </w:rPr>
-      </w:r>
-      <w:r>
-        <w:rPr>
-          <w:vertAlign w:val="superscript"/>
-          <w:lang w:val="es_ES" w:bidi="es_ES"/>
-        </w:rPr>
-        <w:t>13</w:t>
-      </w:r>
-      <w:r>
-        <w:rPr>
-          <w:lang w:val="es_ES" w:bidi="es_ES"/>
-        </w:rPr>
-        <w:t xml:space="preserve"> Y extenderá su mano sobre el aquilón, y destruirá al Assur, y pondrá á Nínive en asolamiento, y en secadal como un desierto.</w:t>
-      </w:r>
-      <w:r>
-        <w:rPr>
-          <w:lang w:val="es_ES" w:bidi="es_ES"/>
-        </w:rPr>
-      </w:r>
-      <w:r>
-        <w:rPr>
-          <w:lang w:val="es_ES" w:bidi="es_ES"/>
-        </w:rPr>
-      </w:r>
-    </w:p>
-    <w:p>
-      <w:pPr/>
-      <w:r>
-        <w:rPr>
-          <w:lang w:val="es_ES" w:bidi="es_ES"/>
-        </w:rPr>
-      </w:r>
-    </w:p>
-    <w:p>
-      <w:pPr/>
-      <w:r>
-        <w:rPr>
-          <w:lang w:val="es_ES" w:bidi="es_ES"/>
-        </w:rPr>
-      </w:r>
-      <w:r>
-        <w:rPr>
-          <w:vertAlign w:val="superscript"/>
-          <w:lang w:val="es_ES" w:bidi="es_ES"/>
-        </w:rPr>
-        <w:t>14</w:t>
-      </w:r>
-      <w:r>
-        <w:rPr>
-          <w:lang w:val="es_ES" w:bidi="es_ES"/>
-        </w:rPr>
-        <w:t xml:space="preserve"> Y rebaños de ganado harán en ella majada, todas las bestias de las gentes; el onocrótalo también y el erizo dormirán en sus umbrales: su voz cantará en las ventanas; asolación será en las puertas, porque su enmaderamiento de cedro será descubierto.</w:t>
-      </w:r>
-      <w:r>
-        <w:rPr>
-          <w:lang w:val="es_ES" w:bidi="es_ES"/>
-        </w:rPr>
-      </w:r>
-      <w:r>
-        <w:rPr>
-          <w:lang w:val="es_ES" w:bidi="es_ES"/>
-        </w:rPr>
-      </w:r>
-    </w:p>
-    <w:p>
-      <w:pPr/>
-      <w:r>
-        <w:rPr>
-          <w:lang w:val="es_ES" w:bidi="es_ES"/>
-        </w:rPr>
-      </w:r>
-    </w:p>
-    <w:p>
-      <w:pPr/>
-      <w:r>
-        <w:rPr>
-          <w:lang w:val="es_ES" w:bidi="es_ES"/>
-        </w:rPr>
-      </w:r>
-      <w:r>
-        <w:rPr>
-          <w:vertAlign w:val="superscript"/>
-          <w:lang w:val="es_ES" w:bidi="es_ES"/>
-        </w:rPr>
-        <w:t>15</w:t>
-      </w:r>
-      <w:r>
-        <w:rPr>
-          <w:lang w:val="es_ES" w:bidi="es_ES"/>
-        </w:rPr>
-        <w:t xml:space="preserve"> Esta es la ciudad alegre que estaba confiada, la que decía en su corazón: Yo, y no más. ¡Cómo fué en asolamiento, en cama de bestias! Cualquiera que pasare junto á ella silbará, meneará su mano.</w:t>
-      </w:r>
-      <w:r>
-        <w:rPr>
-          <w:lang w:val="es_ES" w:bidi="es_ES"/>
-        </w:rPr>
-      </w:r>
-      <w:r>
-        <w:rPr>
-          <w:lang w:val="es_ES" w:bidi="es_ES"/>
-        </w:rPr>
-      </w:r>
-    </w:p>
-    <w:p>
-      <w:pPr/>
-      <w:r>
-        <w:rPr>
-          <w:lang w:val="es_ES" w:bidi="es_ES"/>
-        </w:rPr>
-      </w:r>
-    </w:p>
-    <w:p>
-      <w:pPr>
-        <w:pStyle w:val="Heading2"/>
-      </w:pPr>
-      <w:r>
-        <w:rPr>
-          <w:lang w:val="es_ES" w:bidi="es_ES"/>
-        </w:rPr>
-        <w:t>Zephaniah 3:1</w:t>
-      </w:r>
-      <w:r>
-        <w:rPr>
-          <w:lang w:val="es_ES" w:bidi="es_ES"/>
-        </w:rPr>
-      </w:r>
-    </w:p>
-    <w:p>
-      <w:pPr/>
-      <w:r>
-        <w:rPr>
-          <w:lang w:val="es_ES" w:bidi="es_ES"/>
-        </w:rPr>
-      </w:r>
-      <w:r>
-        <w:rPr>
-          <w:vertAlign w:val="superscript"/>
-          <w:lang w:val="es_ES" w:bidi="es_ES"/>
-        </w:rPr>
-        <w:t>1</w:t>
-      </w:r>
-      <w:r>
-        <w:rPr>
-          <w:lang w:val="es_ES" w:bidi="es_ES"/>
-        </w:rPr>
-        <w:t xml:space="preserve"> ¡AY de la ciudad ensuciada y contaminada y opresora!</w:t>
-      </w:r>
-      <w:r>
-        <w:rPr>
-          <w:lang w:val="es_ES" w:bidi="es_ES"/>
-        </w:rPr>
-      </w:r>
-      <w:r>
-        <w:rPr>
-          <w:lang w:val="es_ES" w:bidi="es_ES"/>
-        </w:rPr>
-      </w:r>
-    </w:p>
-    <w:p>
-      <w:pPr/>
-      <w:r>
-        <w:rPr>
-          <w:lang w:val="es_ES" w:bidi="es_ES"/>
-        </w:rPr>
-      </w:r>
-    </w:p>
-    <w:p>
-      <w:pPr/>
-      <w:r>
-        <w:rPr>
-          <w:lang w:val="es_ES" w:bidi="es_ES"/>
-        </w:rPr>
-      </w:r>
-      <w:r>
-        <w:rPr>
-          <w:vertAlign w:val="superscript"/>
-          <w:lang w:val="es_ES" w:bidi="es_ES"/>
-        </w:rPr>
-        <w:t>2</w:t>
-      </w:r>
-      <w:r>
-        <w:rPr>
-          <w:lang w:val="es_ES" w:bidi="es_ES"/>
-        </w:rPr>
-        <w:t xml:space="preserve"> No escuchó la voz, ni recibió la disciplina: no se confió en Jehová, no se acercó á su Dios.</w:t>
-      </w:r>
-      <w:r>
-        <w:rPr>
-          <w:lang w:val="es_ES" w:bidi="es_ES"/>
-        </w:rPr>
-      </w:r>
-      <w:r>
-        <w:rPr>
-          <w:lang w:val="es_ES" w:bidi="es_ES"/>
-        </w:rPr>
-      </w:r>
-    </w:p>
-    <w:p>
-      <w:pPr/>
-      <w:r>
-        <w:rPr>
-          <w:lang w:val="es_ES" w:bidi="es_ES"/>
-        </w:rPr>
-      </w:r>
-    </w:p>
-    <w:p>
-      <w:pPr/>
-      <w:r>
-        <w:rPr>
-          <w:lang w:val="es_ES" w:bidi="es_ES"/>
-        </w:rPr>
-      </w:r>
-      <w:r>
-        <w:rPr>
-          <w:vertAlign w:val="superscript"/>
-          <w:lang w:val="es_ES" w:bidi="es_ES"/>
-        </w:rPr>
-        <w:t>3</w:t>
-      </w:r>
-      <w:r>
-        <w:rPr>
-          <w:lang w:val="es_ES" w:bidi="es_ES"/>
-        </w:rPr>
-        <w:t xml:space="preserve"> Sus príncipes en medio de ella son leones bramadores: sus jueces, lobos de tarde que no dejan hueso para la mañana:</w:t>
-      </w:r>
-      <w:r>
-        <w:rPr>
-          <w:lang w:val="es_ES" w:bidi="es_ES"/>
-        </w:rPr>
-      </w:r>
-      <w:r>
-        <w:rPr>
-          <w:lang w:val="es_ES" w:bidi="es_ES"/>
-        </w:rPr>
-      </w:r>
-    </w:p>
-    <w:p>
-      <w:pPr/>
-      <w:r>
-        <w:rPr>
-          <w:lang w:val="es_ES" w:bidi="es_ES"/>
-        </w:rPr>
-      </w:r>
-    </w:p>
-    <w:p>
-      <w:pPr/>
-      <w:r>
-        <w:rPr>
-          <w:lang w:val="es_ES" w:bidi="es_ES"/>
-        </w:rPr>
-      </w:r>
-      <w:r>
-        <w:rPr>
-          <w:vertAlign w:val="superscript"/>
-          <w:lang w:val="es_ES" w:bidi="es_ES"/>
-        </w:rPr>
-        <w:t>4</w:t>
-      </w:r>
-      <w:r>
-        <w:rPr>
-          <w:lang w:val="es_ES" w:bidi="es_ES"/>
-        </w:rPr>
-        <w:t xml:space="preserve"> Sus profetas, livianos, hombres prevaricadores: sus sacerdotes contaminaron el santuario, falsearon la ley.</w:t>
-      </w:r>
-      <w:r>
-        <w:rPr>
-          <w:lang w:val="es_ES" w:bidi="es_ES"/>
-        </w:rPr>
-      </w:r>
-      <w:r>
-        <w:rPr>
-          <w:lang w:val="es_ES" w:bidi="es_ES"/>
-        </w:rPr>
-      </w:r>
-    </w:p>
-    <w:p>
-      <w:pPr/>
-      <w:r>
-        <w:rPr>
-          <w:lang w:val="es_ES" w:bidi="es_ES"/>
-        </w:rPr>
-      </w:r>
-    </w:p>
-    <w:p>
-      <w:pPr/>
-      <w:r>
-        <w:rPr>
-          <w:lang w:val="es_ES" w:bidi="es_ES"/>
-        </w:rPr>
-      </w:r>
-      <w:r>
-        <w:rPr>
-          <w:vertAlign w:val="superscript"/>
-          <w:lang w:val="es_ES" w:bidi="es_ES"/>
-        </w:rPr>
-        <w:t>5</w:t>
-      </w:r>
-      <w:r>
-        <w:rPr>
-          <w:lang w:val="es_ES" w:bidi="es_ES"/>
-        </w:rPr>
-        <w:t xml:space="preserve"> Jehová justo en medio de ella, no hará iniquidad: de mañana sacará á luz su juicio, nunca falta: mas el perverso no tiene vergüenza.</w:t>
-      </w:r>
-      <w:r>
-        <w:rPr>
-          <w:lang w:val="es_ES" w:bidi="es_ES"/>
-        </w:rPr>
-      </w:r>
-      <w:r>
-        <w:rPr>
-          <w:lang w:val="es_ES" w:bidi="es_ES"/>
-        </w:rPr>
-      </w:r>
-    </w:p>
-    <w:p>
-      <w:pPr/>
-      <w:r>
-        <w:rPr>
-          <w:lang w:val="es_ES" w:bidi="es_ES"/>
-        </w:rPr>
-      </w:r>
-    </w:p>
-    <w:p>
-      <w:pPr/>
-      <w:r>
-        <w:rPr>
-          <w:lang w:val="es_ES" w:bidi="es_ES"/>
-        </w:rPr>
-      </w:r>
-      <w:r>
-        <w:rPr>
-          <w:vertAlign w:val="superscript"/>
-          <w:lang w:val="es_ES" w:bidi="es_ES"/>
-        </w:rPr>
-        <w:t>6</w:t>
-      </w:r>
-      <w:r>
-        <w:rPr>
-          <w:lang w:val="es_ES" w:bidi="es_ES"/>
-        </w:rPr>
-        <w:t xml:space="preserve"> Hice talar gentes; sus castillos están asolados; hice desiertas sus calles, hasta no quedar quien pase: sus ciudades están asoladas hasta no quedar hombre, hasta no quedar morador.</w:t>
-      </w:r>
-      <w:r>
-        <w:rPr>
-          <w:lang w:val="es_ES" w:bidi="es_ES"/>
-        </w:rPr>
-      </w:r>
-      <w:r>
-        <w:rPr>
-          <w:lang w:val="es_ES" w:bidi="es_ES"/>
-        </w:rPr>
-      </w:r>
-    </w:p>
-    <w:p>
-      <w:pPr/>
-      <w:r>
-        <w:rPr>
-          <w:lang w:val="es_ES" w:bidi="es_ES"/>
-        </w:rPr>
-      </w:r>
-    </w:p>
-    <w:p>
-      <w:pPr/>
-      <w:r>
-        <w:rPr>
-          <w:lang w:val="es_ES" w:bidi="es_ES"/>
-        </w:rPr>
-      </w:r>
-      <w:r>
-        <w:rPr>
-          <w:vertAlign w:val="superscript"/>
-          <w:lang w:val="es_ES" w:bidi="es_ES"/>
-        </w:rPr>
-        <w:t>7</w:t>
-      </w:r>
-      <w:r>
-        <w:rPr>
-          <w:lang w:val="es_ES" w:bidi="es_ES"/>
-        </w:rPr>
-        <w:t xml:space="preserve"> Dije: Ciertamente me temerás, recibirás corrección; y no será su habitación derruída por todo aquello sobre que los visité. Mas ellos se levantaron de mañana, y corrompieron todas sus obras.</w:t>
-      </w:r>
-      <w:r>
-        <w:rPr>
-          <w:lang w:val="es_ES" w:bidi="es_ES"/>
-        </w:rPr>
-      </w:r>
-      <w:r>
-        <w:rPr>
-          <w:lang w:val="es_ES" w:bidi="es_ES"/>
-        </w:rPr>
-      </w:r>
-    </w:p>
-    <w:p>
-      <w:pPr/>
-      <w:r>
-        <w:rPr>
-          <w:lang w:val="es_ES" w:bidi="es_ES"/>
-        </w:rPr>
-      </w:r>
-    </w:p>
-    <w:p>
-      <w:pPr/>
-      <w:r>
-        <w:rPr>
-          <w:lang w:val="es_ES" w:bidi="es_ES"/>
-        </w:rPr>
-      </w:r>
-      <w:r>
-        <w:rPr>
-          <w:vertAlign w:val="superscript"/>
-          <w:lang w:val="es_ES" w:bidi="es_ES"/>
-        </w:rPr>
-        <w:t>8</w:t>
-      </w:r>
-      <w:r>
-        <w:rPr>
-          <w:lang w:val="es_ES" w:bidi="es_ES"/>
-        </w:rPr>
-        <w:t xml:space="preserve"> Por tanto, esperadme, dice Jehová, al día que me levantaré al despojo: porque mi determinación es reunir las gentes, juntar los reinos, para derramar sobre ellos mi enojo, todo el furor de mi ira; porque del fuego de mi celo será consumida toda la tierra.</w:t>
-      </w:r>
-      <w:r>
-        <w:rPr>
-          <w:lang w:val="es_ES" w:bidi="es_ES"/>
-        </w:rPr>
-      </w:r>
-      <w:r>
-        <w:rPr>
-          <w:lang w:val="es_ES" w:bidi="es_ES"/>
-        </w:rPr>
-      </w:r>
-    </w:p>
-    <w:p>
-      <w:pPr/>
-      <w:r>
-        <w:rPr>
-          <w:lang w:val="es_ES" w:bidi="es_ES"/>
-        </w:rPr>
-      </w:r>
-    </w:p>
-    <w:p>
-      <w:pPr/>
-      <w:r>
-        <w:rPr>
-          <w:lang w:val="es_ES" w:bidi="es_ES"/>
-        </w:rPr>
-      </w:r>
-      <w:r>
-        <w:rPr>
-          <w:vertAlign w:val="superscript"/>
-          <w:lang w:val="es_ES" w:bidi="es_ES"/>
-        </w:rPr>
-        <w:t>9</w:t>
-      </w:r>
-      <w:r>
-        <w:rPr>
-          <w:lang w:val="es_ES" w:bidi="es_ES"/>
-        </w:rPr>
-        <w:t xml:space="preserve"> Por entonces volveré yo á los pueblos el labio limpio, para que todos invoquen el nombre de Jehová, para que de un consentimiento le sirvan.</w:t>
-      </w:r>
-      <w:r>
-        <w:rPr>
-          <w:lang w:val="es_ES" w:bidi="es_ES"/>
-        </w:rPr>
-      </w:r>
-      <w:r>
-        <w:rPr>
-          <w:lang w:val="es_ES" w:bidi="es_ES"/>
-        </w:rPr>
-      </w:r>
-    </w:p>
-    <w:p>
-      <w:pPr/>
-      <w:r>
-        <w:rPr>
-          <w:lang w:val="es_ES" w:bidi="es_ES"/>
-        </w:rPr>
-      </w:r>
-    </w:p>
-    <w:p>
-      <w:pPr/>
-      <w:r>
-        <w:rPr>
-          <w:lang w:val="es_ES" w:bidi="es_ES"/>
-        </w:rPr>
-      </w:r>
-      <w:r>
-        <w:rPr>
-          <w:vertAlign w:val="superscript"/>
-          <w:lang w:val="es_ES" w:bidi="es_ES"/>
-        </w:rPr>
-        <w:t>10</w:t>
-      </w:r>
-      <w:r>
-        <w:rPr>
-          <w:lang w:val="es_ES" w:bidi="es_ES"/>
-        </w:rPr>
-        <w:t xml:space="preserve"> De esa parte de los ríos de Etiopía, mis suplicantes, la hija de mis esparcidos, me traerán ofrenda.</w:t>
-      </w:r>
-      <w:r>
-        <w:rPr>
-          <w:lang w:val="es_ES" w:bidi="es_ES"/>
-        </w:rPr>
-      </w:r>
-      <w:r>
-        <w:rPr>
-          <w:lang w:val="es_ES" w:bidi="es_ES"/>
-        </w:rPr>
-      </w:r>
-    </w:p>
-    <w:p>
-      <w:pPr/>
-      <w:r>
-        <w:rPr>
-          <w:lang w:val="es_ES" w:bidi="es_ES"/>
-        </w:rPr>
-      </w:r>
-    </w:p>
-    <w:p>
-      <w:pPr/>
-      <w:r>
-        <w:rPr>
-          <w:lang w:val="es_ES" w:bidi="es_ES"/>
-        </w:rPr>
-      </w:r>
-      <w:r>
-        <w:rPr>
-          <w:vertAlign w:val="superscript"/>
-          <w:lang w:val="es_ES" w:bidi="es_ES"/>
-        </w:rPr>
-        <w:t>11</w:t>
-      </w:r>
-      <w:r>
-        <w:rPr>
-          <w:lang w:val="es_ES" w:bidi="es_ES"/>
-        </w:rPr>
-        <w:t xml:space="preserve"> En aquel día no serás avergonzada por ninguna de tus obras con que te rebelaste contra mí; porque entonces quitaré de en medio de ti los que se alegran en tu soberbia, y nunca más te ensoberbecerás del monte de mi santidad.</w:t>
-      </w:r>
-      <w:r>
-        <w:rPr>
-          <w:lang w:val="es_ES" w:bidi="es_ES"/>
-        </w:rPr>
-      </w:r>
-      <w:r>
-        <w:rPr>
-          <w:lang w:val="es_ES" w:bidi="es_ES"/>
-        </w:rPr>
-      </w:r>
-    </w:p>
-    <w:p>
-      <w:pPr/>
-      <w:r>
-        <w:rPr>
-          <w:lang w:val="es_ES" w:bidi="es_ES"/>
-        </w:rPr>
-      </w:r>
-    </w:p>
-    <w:p>
-      <w:pPr/>
-      <w:r>
-        <w:rPr>
-          <w:lang w:val="es_ES" w:bidi="es_ES"/>
-        </w:rPr>
-      </w:r>
-      <w:r>
-        <w:rPr>
-          <w:vertAlign w:val="superscript"/>
-          <w:lang w:val="es_ES" w:bidi="es_ES"/>
-        </w:rPr>
-        <w:t>12</w:t>
-      </w:r>
-      <w:r>
-        <w:rPr>
-          <w:lang w:val="es_ES" w:bidi="es_ES"/>
-        </w:rPr>
-        <w:t xml:space="preserve"> Y dejaré en medio de ti un pueblo humilde y pobre, los cuales esperarán en el nombre de Jehová.</w:t>
-      </w:r>
-      <w:r>
-        <w:rPr>
-          <w:lang w:val="es_ES" w:bidi="es_ES"/>
-        </w:rPr>
-      </w:r>
-      <w:r>
-        <w:rPr>
-          <w:lang w:val="es_ES" w:bidi="es_ES"/>
-        </w:rPr>
-      </w:r>
-    </w:p>
-    <w:p>
-      <w:pPr/>
-      <w:r>
-        <w:rPr>
-          <w:lang w:val="es_ES" w:bidi="es_ES"/>
-        </w:rPr>
-      </w:r>
-    </w:p>
-    <w:p>
-      <w:pPr/>
-      <w:r>
-        <w:rPr>
-          <w:lang w:val="es_ES" w:bidi="es_ES"/>
-        </w:rPr>
-      </w:r>
-      <w:r>
-        <w:rPr>
-          <w:vertAlign w:val="superscript"/>
-          <w:lang w:val="es_ES" w:bidi="es_ES"/>
-        </w:rPr>
-        <w:t>13</w:t>
-      </w:r>
-      <w:r>
-        <w:rPr>
-          <w:lang w:val="es_ES" w:bidi="es_ES"/>
-        </w:rPr>
-        <w:t xml:space="preserve"> El resto de Israel no hará iniquidad, ni dirá mentira, ni en boca de ellos se hallará lengua engañosa: porque ellos serán apacentados y dormirán, y no habrá quien los espante.</w:t>
-      </w:r>
-      <w:r>
-        <w:rPr>
-          <w:lang w:val="es_ES" w:bidi="es_ES"/>
-        </w:rPr>
-      </w:r>
-      <w:r>
-        <w:rPr>
-          <w:lang w:val="es_ES" w:bidi="es_ES"/>
-        </w:rPr>
-      </w:r>
-    </w:p>
-    <w:p>
-      <w:pPr/>
-      <w:r>
-        <w:rPr>
-          <w:lang w:val="es_ES" w:bidi="es_ES"/>
-        </w:rPr>
-      </w:r>
-    </w:p>
-    <w:p>
-      <w:pPr/>
-      <w:r>
-        <w:rPr>
-          <w:lang w:val="es_ES" w:bidi="es_ES"/>
-        </w:rPr>
-      </w:r>
-      <w:r>
-        <w:rPr>
-          <w:vertAlign w:val="superscript"/>
-          <w:lang w:val="es_ES" w:bidi="es_ES"/>
-        </w:rPr>
-        <w:t>14</w:t>
-      </w:r>
-      <w:r>
-        <w:rPr>
-          <w:lang w:val="es_ES" w:bidi="es_ES"/>
-        </w:rPr>
-        <w:t xml:space="preserve"> Canta, oh hija de Sión: da voces de júbilo, oh Israel; gózate y regocíjate de todo corazón, hija de Jerusalem.</w:t>
-      </w:r>
-      <w:r>
-        <w:rPr>
-          <w:lang w:val="es_ES" w:bidi="es_ES"/>
-        </w:rPr>
-      </w:r>
-      <w:r>
-        <w:rPr>
-          <w:lang w:val="es_ES" w:bidi="es_ES"/>
-        </w:rPr>
-      </w:r>
-    </w:p>
-    <w:p>
-      <w:pPr/>
-      <w:r>
-        <w:rPr>
-          <w:lang w:val="es_ES" w:bidi="es_ES"/>
-        </w:rPr>
-      </w:r>
-    </w:p>
-    <w:p>
-      <w:pPr/>
-      <w:r>
-        <w:rPr>
-          <w:lang w:val="es_ES" w:bidi="es_ES"/>
-        </w:rPr>
-      </w:r>
-      <w:r>
-        <w:rPr>
-          <w:vertAlign w:val="superscript"/>
-          <w:lang w:val="es_ES" w:bidi="es_ES"/>
-        </w:rPr>
-        <w:t>15</w:t>
-      </w:r>
-      <w:r>
-        <w:rPr>
-          <w:lang w:val="es_ES" w:bidi="es_ES"/>
-        </w:rPr>
-        <w:t xml:space="preserve"> Jehová ha apartado tus juicios, ha echado fuera tus enemigos: Jehová es Rey de Israel en medio de ti; nunca más verás mal.</w:t>
-      </w:r>
-      <w:r>
-        <w:rPr>
-          <w:lang w:val="es_ES" w:bidi="es_ES"/>
-        </w:rPr>
-      </w:r>
-      <w:r>
-        <w:rPr>
-          <w:lang w:val="es_ES" w:bidi="es_ES"/>
-        </w:rPr>
-      </w:r>
-    </w:p>
-    <w:p>
-      <w:pPr/>
-      <w:r>
-        <w:rPr>
-          <w:lang w:val="es_ES" w:bidi="es_ES"/>
-        </w:rPr>
-      </w:r>
-    </w:p>
-    <w:p>
-      <w:pPr/>
-      <w:r>
-        <w:rPr>
-          <w:lang w:val="es_ES" w:bidi="es_ES"/>
-        </w:rPr>
-      </w:r>
-      <w:r>
-        <w:rPr>
-          <w:vertAlign w:val="superscript"/>
-          <w:lang w:val="es_ES" w:bidi="es_ES"/>
-        </w:rPr>
-        <w:t>16</w:t>
-      </w:r>
-      <w:r>
-        <w:rPr>
-          <w:lang w:val="es_ES" w:bidi="es_ES"/>
-        </w:rPr>
-        <w:t xml:space="preserve"> En aquel tiempo se dirá á Jerusalem: No temas: Sión, no se debiliten tus manos.</w:t>
-      </w:r>
-      <w:r>
-        <w:rPr>
-          <w:lang w:val="es_ES" w:bidi="es_ES"/>
-        </w:rPr>
-      </w:r>
-      <w:r>
-        <w:rPr>
-          <w:lang w:val="es_ES" w:bidi="es_ES"/>
-        </w:rPr>
-      </w:r>
-    </w:p>
-    <w:p>
-      <w:pPr/>
-      <w:r>
-        <w:rPr>
-          <w:lang w:val="es_ES" w:bidi="es_ES"/>
-        </w:rPr>
-      </w:r>
-    </w:p>
-    <w:p>
-      <w:pPr/>
-      <w:r>
-        <w:rPr>
-          <w:lang w:val="es_ES" w:bidi="es_ES"/>
-        </w:rPr>
-      </w:r>
-      <w:r>
-        <w:rPr>
-          <w:vertAlign w:val="superscript"/>
-          <w:lang w:val="es_ES" w:bidi="es_ES"/>
-        </w:rPr>
-        <w:t>17</w:t>
-      </w:r>
-      <w:r>
-        <w:rPr>
-          <w:lang w:val="es_ES" w:bidi="es_ES"/>
-        </w:rPr>
-        <w:t xml:space="preserve"> Jehová en medio de ti, poderoso, él salvará; gozaráse sobre ti con alegría, callará de amor, se regocijará sobre ti con cantar.</w:t>
-      </w:r>
-      <w:r>
-        <w:rPr>
-          <w:lang w:val="es_ES" w:bidi="es_ES"/>
-        </w:rPr>
-      </w:r>
-      <w:r>
-        <w:rPr>
-          <w:lang w:val="es_ES" w:bidi="es_ES"/>
-        </w:rPr>
-      </w:r>
-    </w:p>
-    <w:p>
-      <w:pPr/>
-      <w:r>
-        <w:rPr>
-          <w:lang w:val="es_ES" w:bidi="es_ES"/>
-        </w:rPr>
-      </w:r>
-    </w:p>
-    <w:p>
-      <w:pPr/>
-      <w:r>
-        <w:rPr>
-          <w:lang w:val="es_ES" w:bidi="es_ES"/>
-        </w:rPr>
-      </w:r>
-      <w:r>
-        <w:rPr>
-          <w:vertAlign w:val="superscript"/>
-          <w:lang w:val="es_ES" w:bidi="es_ES"/>
-        </w:rPr>
-        <w:t>18</w:t>
-      </w:r>
-      <w:r>
-        <w:rPr>
-          <w:lang w:val="es_ES" w:bidi="es_ES"/>
-        </w:rPr>
-        <w:t xml:space="preserve"> Reuniré á los fastidiados por causa del largo tiempo; tuyos fueron; para quienes el oprobio de ella era una carga.</w:t>
-      </w:r>
-      <w:r>
-        <w:rPr>
-          <w:lang w:val="es_ES" w:bidi="es_ES"/>
-        </w:rPr>
-      </w:r>
-      <w:r>
-        <w:rPr>
-          <w:lang w:val="es_ES" w:bidi="es_ES"/>
-        </w:rPr>
-      </w:r>
-    </w:p>
-    <w:p>
-      <w:pPr/>
-      <w:r>
-        <w:rPr>
-          <w:lang w:val="es_ES" w:bidi="es_ES"/>
-        </w:rPr>
-      </w:r>
-    </w:p>
-    <w:p>
-      <w:pPr/>
-      <w:r>
-        <w:rPr>
-          <w:lang w:val="es_ES" w:bidi="es_ES"/>
-        </w:rPr>
-      </w:r>
-      <w:r>
-        <w:rPr>
-          <w:vertAlign w:val="superscript"/>
-          <w:lang w:val="es_ES" w:bidi="es_ES"/>
-        </w:rPr>
-        <w:t>19</w:t>
-      </w:r>
-      <w:r>
-        <w:rPr>
-          <w:lang w:val="es_ES" w:bidi="es_ES"/>
-        </w:rPr>
-        <w:t xml:space="preserve"> He aquí, en aquel tiempo yo apremiaré á todos tus opresores; y salvaré la coja, y recogeré la descarriada; y pondrélos por alabanza y por renombre en todo país de confusión.</w:t>
-      </w:r>
-      <w:r>
-        <w:rPr>
-          <w:lang w:val="es_ES" w:bidi="es_ES"/>
-        </w:rPr>
-      </w:r>
-      <w:r>
-        <w:rPr>
-          <w:lang w:val="es_ES" w:bidi="es_ES"/>
-        </w:rPr>
-      </w:r>
-    </w:p>
-    <w:p>
-      <w:pPr/>
-      <w:r>
-        <w:rPr>
-          <w:lang w:val="es_ES" w:bidi="es_ES"/>
-        </w:rPr>
-      </w:r>
-    </w:p>
-    <w:p>
-      <w:pPr/>
-      <w:r>
-        <w:rPr>
-          <w:lang w:val="es_ES" w:bidi="es_ES"/>
-        </w:rPr>
-      </w:r>
-      <w:r>
-        <w:rPr>
-          <w:vertAlign w:val="superscript"/>
-          <w:lang w:val="es_ES" w:bidi="es_ES"/>
-        </w:rPr>
         <w:t>20</w:t>
       </w:r>
       <w:r>
@@ -2314,16 +1339,6 @@
           <w:lang w:val="es_ES" w:bidi="es_ES"/>
         </w:rPr>
         <w:t xml:space="preserve"> En aquel tiempo yo os traeré, en aquel tiempo os reuniré yo; pues os daré por renombre y por alabanza entre todos los pueblos de la tierra, cuando tornaré vuestros cautivos delante de vuestros ojos, dice Jehová.</w:t>
-      </w:r>
-      <w:r>
-        <w:rPr>
-          <w:lang w:val="es_ES" w:bidi="es_ES"/>
-        </w:rPr>
-      </w:r>
-      <w:r>
-        <w:rPr>
-          <w:lang w:val="es_ES" w:bidi="es_ES"/>
-        </w:rPr>
       </w:r>
     </w:p>
     <w:sectPr>
